--- a/docs/毕业论文.docx
+++ b/docs/毕业论文.docx
@@ -462,6 +462,7 @@
         <w:sectPr>
           <w:pgSz w:w="11906" w:h="16838" w:orient="portrait"/>
           <w:pgMar w:top="0" w:right="1134" w:bottom="0" w:left="1134" w:header="708" w:footer="708" w:gutter="0"/>
+          <w:pgNumType/>
           <w:titlePg/>
           <w:docGrid w:linePitch="360"/>
         </w:sectPr>
@@ -471,7 +472,6 @@
       <w:pPr>
         <w:pStyle w:val="Heading1"/>
       </w:pPr>
-      <w:bookmarkStart w:id="100000" w:name="_Toc100000"/>
       <w:r>
         <w:rPr>
           <w:rFonts w:ascii="Times New Roman" w:eastAsia="SimHei"/>
@@ -482,7 +482,6 @@
         </w:rPr>
         <w:t xml:space="preserve">摘　要</w:t>
       </w:r>
-      <w:bookmarkEnd w:id="100000"/>
     </w:p>
     <w:p>
       <w:pPr>
@@ -534,7 +533,6 @@
       <w:pPr>
         <w:pStyle w:val="Heading1"/>
       </w:pPr>
-      <w:bookmarkStart w:id="100001" w:name="_Toc100001"/>
       <w:r>
         <w:rPr>
           <w:rFonts w:ascii="Times New Roman" w:eastAsia="SimHei"/>
@@ -545,7 +543,6 @@
         </w:rPr>
         <w:t xml:space="preserve">Abstract</w:t>
       </w:r>
-      <w:bookmarkEnd w:id="100001"/>
     </w:p>
     <w:p>
       <w:pPr>
@@ -633,1730 +630,9 @@
         <w:p>
           <w:r>
             <w:fldChar w:fldCharType="begin" w:dirty="true"/>
-          </w:r>
-          <w:r>
             <w:instrText xml:space="preserve">TOC \h \o "1-2"</w:instrText>
-          </w:r>
-          <w:r>
             <w:fldChar w:fldCharType="separate"/>
           </w:r>
-        </w:p>
-        <w:p>
-          <w:pPr>
-            <w:pStyle w:val="9"/>
-            <w:tabs>
-              <w:tab w:val="right" w:leader="dot" w:pos="9026"/>
-            </w:tabs>
-            <w:spacing w:before="120" w:after="60"/>
-          </w:pPr>
-          <w:hyperlink w:anchor="_Toc100000" w:history="1">
-            <w:r>
-              <w:rPr>
-                <w:rStyle w:val="Hyperlink"/>
-              </w:rPr>
-              <w:t>摘　要</w:t>
-            </w:r>
-            <w:r>
-              <w:tab/>
-            </w:r>
-            <w:r>
-              <w:fldChar w:fldCharType="begin"/>
-            </w:r>
-            <w:r>
-              <w:instrText xml:space="preserve"> PAGEREF _Toc100000 \h </w:instrText>
-            </w:r>
-            <w:r>
-              <w:fldChar w:fldCharType="separate"/>
-            </w:r>
-            <w:r>
-              <w:t>1</w:t>
-            </w:r>
-            <w:r>
-              <w:fldChar w:fldCharType="end"/>
-            </w:r>
-          </w:hyperlink>
-        </w:p>
-        <w:p>
-          <w:pPr>
-            <w:pStyle w:val="9"/>
-            <w:tabs>
-              <w:tab w:val="right" w:leader="dot" w:pos="9026"/>
-            </w:tabs>
-            <w:spacing w:before="120" w:after="60"/>
-          </w:pPr>
-          <w:hyperlink w:anchor="_Toc100001" w:history="1">
-            <w:r>
-              <w:rPr>
-                <w:rStyle w:val="Hyperlink"/>
-              </w:rPr>
-              <w:t>Abstract</w:t>
-            </w:r>
-            <w:r>
-              <w:tab/>
-            </w:r>
-            <w:r>
-              <w:fldChar w:fldCharType="begin"/>
-            </w:r>
-            <w:r>
-              <w:instrText xml:space="preserve"> PAGEREF _Toc100001 \h </w:instrText>
-            </w:r>
-            <w:r>
-              <w:fldChar w:fldCharType="separate"/>
-            </w:r>
-            <w:r>
-              <w:t>2</w:t>
-            </w:r>
-            <w:r>
-              <w:fldChar w:fldCharType="end"/>
-            </w:r>
-          </w:hyperlink>
-        </w:p>
-        <w:p>
-          <w:pPr>
-            <w:pStyle w:val="9"/>
-            <w:tabs>
-              <w:tab w:val="right" w:leader="dot" w:pos="9026"/>
-            </w:tabs>
-            <w:spacing w:before="120" w:after="60"/>
-          </w:pPr>
-          <w:hyperlink w:anchor="_Toc100002" w:history="1">
-            <w:r>
-              <w:rPr>
-                <w:rStyle w:val="Hyperlink"/>
-              </w:rPr>
-              <w:t>第一章 绪论</w:t>
-            </w:r>
-            <w:r>
-              <w:tab/>
-            </w:r>
-            <w:r>
-              <w:fldChar w:fldCharType="begin"/>
-            </w:r>
-            <w:r>
-              <w:instrText xml:space="preserve"> PAGEREF _Toc100002 \h </w:instrText>
-            </w:r>
-            <w:r>
-              <w:fldChar w:fldCharType="separate"/>
-            </w:r>
-            <w:r>
-              <w:t>3</w:t>
-            </w:r>
-            <w:r>
-              <w:fldChar w:fldCharType="end"/>
-            </w:r>
-          </w:hyperlink>
-        </w:p>
-        <w:p>
-          <w:pPr>
-            <w:pStyle w:val="11"/>
-            <w:ind w:left="360"/>
-            <w:tabs>
-              <w:tab w:val="right" w:leader="dot" w:pos="9026"/>
-            </w:tabs>
-            <w:spacing w:before="120" w:after="60"/>
-          </w:pPr>
-          <w:hyperlink w:anchor="_Toc100003" w:history="1">
-            <w:r>
-              <w:rPr>
-                <w:rStyle w:val="Hyperlink"/>
-              </w:rPr>
-              <w:t>1.1 研究背景</w:t>
-            </w:r>
-            <w:r>
-              <w:tab/>
-            </w:r>
-            <w:r>
-              <w:fldChar w:fldCharType="begin"/>
-            </w:r>
-            <w:r>
-              <w:instrText xml:space="preserve"> PAGEREF _Toc100003 \h </w:instrText>
-            </w:r>
-            <w:r>
-              <w:fldChar w:fldCharType="separate"/>
-            </w:r>
-            <w:r>
-              <w:t>3</w:t>
-            </w:r>
-            <w:r>
-              <w:fldChar w:fldCharType="end"/>
-            </w:r>
-          </w:hyperlink>
-        </w:p>
-        <w:p>
-          <w:pPr>
-            <w:pStyle w:val="11"/>
-            <w:ind w:left="360"/>
-            <w:tabs>
-              <w:tab w:val="right" w:leader="dot" w:pos="9026"/>
-            </w:tabs>
-            <w:spacing w:before="120" w:after="60"/>
-          </w:pPr>
-          <w:hyperlink w:anchor="_Toc100004" w:history="1">
-            <w:r>
-              <w:rPr>
-                <w:rStyle w:val="Hyperlink"/>
-              </w:rPr>
-              <w:t>1.2 研究意义</w:t>
-            </w:r>
-            <w:r>
-              <w:tab/>
-            </w:r>
-            <w:r>
-              <w:fldChar w:fldCharType="begin"/>
-            </w:r>
-            <w:r>
-              <w:instrText xml:space="preserve"> PAGEREF _Toc100004 \h </w:instrText>
-            </w:r>
-            <w:r>
-              <w:fldChar w:fldCharType="separate"/>
-            </w:r>
-            <w:r>
-              <w:t>3</w:t>
-            </w:r>
-            <w:r>
-              <w:fldChar w:fldCharType="end"/>
-            </w:r>
-          </w:hyperlink>
-        </w:p>
-        <w:p>
-          <w:pPr>
-            <w:pStyle w:val="11"/>
-            <w:ind w:left="360"/>
-            <w:tabs>
-              <w:tab w:val="right" w:leader="dot" w:pos="9026"/>
-            </w:tabs>
-            <w:spacing w:before="120" w:after="60"/>
-          </w:pPr>
-          <w:hyperlink w:anchor="_Toc100005" w:history="1">
-            <w:r>
-              <w:rPr>
-                <w:rStyle w:val="Hyperlink"/>
-              </w:rPr>
-              <w:t>1.3 国内外研究现状</w:t>
-            </w:r>
-            <w:r>
-              <w:tab/>
-            </w:r>
-            <w:r>
-              <w:fldChar w:fldCharType="begin"/>
-            </w:r>
-            <w:r>
-              <w:instrText xml:space="preserve"> PAGEREF _Toc100005 \h </w:instrText>
-            </w:r>
-            <w:r>
-              <w:fldChar w:fldCharType="separate"/>
-            </w:r>
-            <w:r>
-              <w:t>4</w:t>
-            </w:r>
-            <w:r>
-              <w:fldChar w:fldCharType="end"/>
-            </w:r>
-          </w:hyperlink>
-        </w:p>
-        <w:p>
-          <w:pPr>
-            <w:pStyle w:val="11"/>
-            <w:ind w:left="360"/>
-            <w:tabs>
-              <w:tab w:val="right" w:leader="dot" w:pos="9026"/>
-            </w:tabs>
-            <w:spacing w:before="120" w:after="60"/>
-          </w:pPr>
-          <w:hyperlink w:anchor="_Toc100006" w:history="1">
-            <w:r>
-              <w:rPr>
-                <w:rStyle w:val="Hyperlink"/>
-              </w:rPr>
-              <w:t>1.4 本文主要工作</w:t>
-            </w:r>
-            <w:r>
-              <w:tab/>
-            </w:r>
-            <w:r>
-              <w:fldChar w:fldCharType="begin"/>
-            </w:r>
-            <w:r>
-              <w:instrText xml:space="preserve"> PAGEREF _Toc100006 \h </w:instrText>
-            </w:r>
-            <w:r>
-              <w:fldChar w:fldCharType="separate"/>
-            </w:r>
-            <w:r>
-              <w:t>5</w:t>
-            </w:r>
-            <w:r>
-              <w:fldChar w:fldCharType="end"/>
-            </w:r>
-          </w:hyperlink>
-        </w:p>
-        <w:p>
-          <w:pPr>
-            <w:pStyle w:val="11"/>
-            <w:ind w:left="360"/>
-            <w:tabs>
-              <w:tab w:val="right" w:leader="dot" w:pos="9026"/>
-            </w:tabs>
-            <w:spacing w:before="120" w:after="60"/>
-          </w:pPr>
-          <w:hyperlink w:anchor="_Toc100007" w:history="1">
-            <w:r>
-              <w:rPr>
-                <w:rStyle w:val="Hyperlink"/>
-              </w:rPr>
-              <w:t>1.5 论文组织结构</w:t>
-            </w:r>
-            <w:r>
-              <w:tab/>
-            </w:r>
-            <w:r>
-              <w:fldChar w:fldCharType="begin"/>
-            </w:r>
-            <w:r>
-              <w:instrText xml:space="preserve"> PAGEREF _Toc100007 \h </w:instrText>
-            </w:r>
-            <w:r>
-              <w:fldChar w:fldCharType="separate"/>
-            </w:r>
-            <w:r>
-              <w:t>6</w:t>
-            </w:r>
-            <w:r>
-              <w:fldChar w:fldCharType="end"/>
-            </w:r>
-          </w:hyperlink>
-        </w:p>
-        <w:p>
-          <w:pPr>
-            <w:pStyle w:val="9"/>
-            <w:tabs>
-              <w:tab w:val="right" w:leader="dot" w:pos="9026"/>
-            </w:tabs>
-            <w:spacing w:before="120" w:after="60"/>
-          </w:pPr>
-          <w:hyperlink w:anchor="_Toc100008" w:history="1">
-            <w:r>
-              <w:rPr>
-                <w:rStyle w:val="Hyperlink"/>
-              </w:rPr>
-              <w:t>第二章 相关技术介绍</w:t>
-            </w:r>
-            <w:r>
-              <w:tab/>
-            </w:r>
-            <w:r>
-              <w:fldChar w:fldCharType="begin"/>
-            </w:r>
-            <w:r>
-              <w:instrText xml:space="preserve"> PAGEREF _Toc100008 \h </w:instrText>
-            </w:r>
-            <w:r>
-              <w:fldChar w:fldCharType="separate"/>
-            </w:r>
-            <w:r>
-              <w:t>6</w:t>
-            </w:r>
-            <w:r>
-              <w:fldChar w:fldCharType="end"/>
-            </w:r>
-          </w:hyperlink>
-        </w:p>
-        <w:p>
-          <w:pPr>
-            <w:pStyle w:val="11"/>
-            <w:ind w:left="360"/>
-            <w:tabs>
-              <w:tab w:val="right" w:leader="dot" w:pos="9026"/>
-            </w:tabs>
-            <w:spacing w:before="120" w:after="60"/>
-          </w:pPr>
-          <w:hyperlink w:anchor="_Toc100009" w:history="1">
-            <w:r>
-              <w:rPr>
-                <w:rStyle w:val="Hyperlink"/>
-              </w:rPr>
-              <w:t>2.1 Spring Boot 与 Spring Security</w:t>
-            </w:r>
-            <w:r>
-              <w:tab/>
-            </w:r>
-            <w:r>
-              <w:fldChar w:fldCharType="begin"/>
-            </w:r>
-            <w:r>
-              <w:instrText xml:space="preserve"> PAGEREF _Toc100009 \h </w:instrText>
-            </w:r>
-            <w:r>
-              <w:fldChar w:fldCharType="separate"/>
-            </w:r>
-            <w:r>
-              <w:t>6</w:t>
-            </w:r>
-            <w:r>
-              <w:fldChar w:fldCharType="end"/>
-            </w:r>
-          </w:hyperlink>
-        </w:p>
-        <w:p>
-          <w:pPr>
-            <w:pStyle w:val="11"/>
-            <w:ind w:left="360"/>
-            <w:tabs>
-              <w:tab w:val="right" w:leader="dot" w:pos="9026"/>
-            </w:tabs>
-            <w:spacing w:before="120" w:after="60"/>
-          </w:pPr>
-          <w:hyperlink w:anchor="_Toc100010" w:history="1">
-            <w:r>
-              <w:rPr>
-                <w:rStyle w:val="Hyperlink"/>
-              </w:rPr>
-              <w:t>2.2 JWT 无状态认证</w:t>
-            </w:r>
-            <w:r>
-              <w:tab/>
-            </w:r>
-            <w:r>
-              <w:fldChar w:fldCharType="begin"/>
-            </w:r>
-            <w:r>
-              <w:instrText xml:space="preserve"> PAGEREF _Toc100010 \h </w:instrText>
-            </w:r>
-            <w:r>
-              <w:fldChar w:fldCharType="separate"/>
-            </w:r>
-            <w:r>
-              <w:t>7</w:t>
-            </w:r>
-            <w:r>
-              <w:fldChar w:fldCharType="end"/>
-            </w:r>
-          </w:hyperlink>
-        </w:p>
-        <w:p>
-          <w:pPr>
-            <w:pStyle w:val="11"/>
-            <w:ind w:left="360"/>
-            <w:tabs>
-              <w:tab w:val="right" w:leader="dot" w:pos="9026"/>
-            </w:tabs>
-            <w:spacing w:before="120" w:after="60"/>
-          </w:pPr>
-          <w:hyperlink w:anchor="_Toc100011" w:history="1">
-            <w:r>
-              <w:rPr>
-                <w:rStyle w:val="Hyperlink"/>
-              </w:rPr>
-              <w:t>2.3 React 与 TypeScript</w:t>
-            </w:r>
-            <w:r>
-              <w:tab/>
-            </w:r>
-            <w:r>
-              <w:fldChar w:fldCharType="begin"/>
-            </w:r>
-            <w:r>
-              <w:instrText xml:space="preserve"> PAGEREF _Toc100011 \h </w:instrText>
-            </w:r>
-            <w:r>
-              <w:fldChar w:fldCharType="separate"/>
-            </w:r>
-            <w:r>
-              <w:t>7</w:t>
-            </w:r>
-            <w:r>
-              <w:fldChar w:fldCharType="end"/>
-            </w:r>
-          </w:hyperlink>
-        </w:p>
-        <w:p>
-          <w:pPr>
-            <w:pStyle w:val="11"/>
-            <w:ind w:left="360"/>
-            <w:tabs>
-              <w:tab w:val="right" w:leader="dot" w:pos="9026"/>
-            </w:tabs>
-            <w:spacing w:before="120" w:after="60"/>
-          </w:pPr>
-          <w:hyperlink w:anchor="_Toc100012" w:history="1">
-            <w:r>
-              <w:rPr>
-                <w:rStyle w:val="Hyperlink"/>
-              </w:rPr>
-              <w:t>2.4 WebSocket 与实时通信</w:t>
-            </w:r>
-            <w:r>
-              <w:tab/>
-            </w:r>
-            <w:r>
-              <w:fldChar w:fldCharType="begin"/>
-            </w:r>
-            <w:r>
-              <w:instrText xml:space="preserve"> PAGEREF _Toc100012 \h </w:instrText>
-            </w:r>
-            <w:r>
-              <w:fldChar w:fldCharType="separate"/>
-            </w:r>
-            <w:r>
-              <w:t>7</w:t>
-            </w:r>
-            <w:r>
-              <w:fldChar w:fldCharType="end"/>
-            </w:r>
-          </w:hyperlink>
-        </w:p>
-        <w:p>
-          <w:pPr>
-            <w:pStyle w:val="11"/>
-            <w:ind w:left="360"/>
-            <w:tabs>
-              <w:tab w:val="right" w:leader="dot" w:pos="9026"/>
-            </w:tabs>
-            <w:spacing w:before="120" w:after="60"/>
-          </w:pPr>
-          <w:hyperlink w:anchor="_Toc100013" w:history="1">
-            <w:r>
-              <w:rPr>
-                <w:rStyle w:val="Hyperlink"/>
-              </w:rPr>
-              <w:t>2.5 数据库与缓存</w:t>
-            </w:r>
-            <w:r>
-              <w:tab/>
-            </w:r>
-            <w:r>
-              <w:fldChar w:fldCharType="begin"/>
-            </w:r>
-            <w:r>
-              <w:instrText xml:space="preserve"> PAGEREF _Toc100013 \h </w:instrText>
-            </w:r>
-            <w:r>
-              <w:fldChar w:fldCharType="separate"/>
-            </w:r>
-            <w:r>
-              <w:t>8</w:t>
-            </w:r>
-            <w:r>
-              <w:fldChar w:fldCharType="end"/>
-            </w:r>
-          </w:hyperlink>
-        </w:p>
-        <w:p>
-          <w:pPr>
-            <w:pStyle w:val="9"/>
-            <w:tabs>
-              <w:tab w:val="right" w:leader="dot" w:pos="9026"/>
-            </w:tabs>
-            <w:spacing w:before="120" w:after="60"/>
-          </w:pPr>
-          <w:hyperlink w:anchor="_Toc100014" w:history="1">
-            <w:r>
-              <w:rPr>
-                <w:rStyle w:val="Hyperlink"/>
-              </w:rPr>
-              <w:t>第三章 系统需求分析</w:t>
-            </w:r>
-            <w:r>
-              <w:tab/>
-            </w:r>
-            <w:r>
-              <w:fldChar w:fldCharType="begin"/>
-            </w:r>
-            <w:r>
-              <w:instrText xml:space="preserve"> PAGEREF _Toc100014 \h </w:instrText>
-            </w:r>
-            <w:r>
-              <w:fldChar w:fldCharType="separate"/>
-            </w:r>
-            <w:r>
-              <w:t>8</w:t>
-            </w:r>
-            <w:r>
-              <w:fldChar w:fldCharType="end"/>
-            </w:r>
-          </w:hyperlink>
-        </w:p>
-        <w:p>
-          <w:pPr>
-            <w:pStyle w:val="11"/>
-            <w:ind w:left="360"/>
-            <w:tabs>
-              <w:tab w:val="right" w:leader="dot" w:pos="9026"/>
-            </w:tabs>
-            <w:spacing w:before="120" w:after="60"/>
-          </w:pPr>
-          <w:hyperlink w:anchor="_Toc100015" w:history="1">
-            <w:r>
-              <w:rPr>
-                <w:rStyle w:val="Hyperlink"/>
-              </w:rPr>
-              <w:t>3.1 功能需求</w:t>
-            </w:r>
-            <w:r>
-              <w:tab/>
-            </w:r>
-            <w:r>
-              <w:fldChar w:fldCharType="begin"/>
-            </w:r>
-            <w:r>
-              <w:instrText xml:space="preserve"> PAGEREF _Toc100015 \h </w:instrText>
-            </w:r>
-            <w:r>
-              <w:fldChar w:fldCharType="separate"/>
-            </w:r>
-            <w:r>
-              <w:t>8</w:t>
-            </w:r>
-            <w:r>
-              <w:fldChar w:fldCharType="end"/>
-            </w:r>
-          </w:hyperlink>
-        </w:p>
-        <w:p>
-          <w:pPr>
-            <w:pStyle w:val="11"/>
-            <w:ind w:left="360"/>
-            <w:tabs>
-              <w:tab w:val="right" w:leader="dot" w:pos="9026"/>
-            </w:tabs>
-            <w:spacing w:before="120" w:after="60"/>
-          </w:pPr>
-          <w:hyperlink w:anchor="_Toc100016" w:history="1">
-            <w:r>
-              <w:rPr>
-                <w:rStyle w:val="Hyperlink"/>
-              </w:rPr>
-              <w:t>3.2 非功能需求</w:t>
-            </w:r>
-            <w:r>
-              <w:tab/>
-            </w:r>
-            <w:r>
-              <w:fldChar w:fldCharType="begin"/>
-            </w:r>
-            <w:r>
-              <w:instrText xml:space="preserve"> PAGEREF _Toc100016 \h </w:instrText>
-            </w:r>
-            <w:r>
-              <w:fldChar w:fldCharType="separate"/>
-            </w:r>
-            <w:r>
-              <w:t>9</w:t>
-            </w:r>
-            <w:r>
-              <w:fldChar w:fldCharType="end"/>
-            </w:r>
-          </w:hyperlink>
-        </w:p>
-        <w:p>
-          <w:pPr>
-            <w:pStyle w:val="11"/>
-            <w:ind w:left="360"/>
-            <w:tabs>
-              <w:tab w:val="right" w:leader="dot" w:pos="9026"/>
-            </w:tabs>
-            <w:spacing w:before="120" w:after="60"/>
-          </w:pPr>
-          <w:hyperlink w:anchor="_Toc100017" w:history="1">
-            <w:r>
-              <w:rPr>
-                <w:rStyle w:val="Hyperlink"/>
-              </w:rPr>
-              <w:t>3.3 用例分析</w:t>
-            </w:r>
-            <w:r>
-              <w:tab/>
-            </w:r>
-            <w:r>
-              <w:fldChar w:fldCharType="begin"/>
-            </w:r>
-            <w:r>
-              <w:instrText xml:space="preserve"> PAGEREF _Toc100017 \h </w:instrText>
-            </w:r>
-            <w:r>
-              <w:fldChar w:fldCharType="separate"/>
-            </w:r>
-            <w:r>
-              <w:t>9</w:t>
-            </w:r>
-            <w:r>
-              <w:fldChar w:fldCharType="end"/>
-            </w:r>
-          </w:hyperlink>
-        </w:p>
-        <w:p>
-          <w:pPr>
-            <w:pStyle w:val="11"/>
-            <w:ind w:left="360"/>
-            <w:tabs>
-              <w:tab w:val="right" w:leader="dot" w:pos="9026"/>
-            </w:tabs>
-            <w:spacing w:before="120" w:after="60"/>
-          </w:pPr>
-          <w:hyperlink w:anchor="_Toc100018" w:history="1">
-            <w:r>
-              <w:rPr>
-                <w:rStyle w:val="Hyperlink"/>
-              </w:rPr>
-              <w:t>3.4 系统角色与边界</w:t>
-            </w:r>
-            <w:r>
-              <w:tab/>
-            </w:r>
-            <w:r>
-              <w:fldChar w:fldCharType="begin"/>
-            </w:r>
-            <w:r>
-              <w:instrText xml:space="preserve"> PAGEREF _Toc100018 \h </w:instrText>
-            </w:r>
-            <w:r>
-              <w:fldChar w:fldCharType="separate"/>
-            </w:r>
-            <w:r>
-              <w:t>11</w:t>
-            </w:r>
-            <w:r>
-              <w:fldChar w:fldCharType="end"/>
-            </w:r>
-          </w:hyperlink>
-        </w:p>
-        <w:p>
-          <w:pPr>
-            <w:pStyle w:val="9"/>
-            <w:tabs>
-              <w:tab w:val="right" w:leader="dot" w:pos="9026"/>
-            </w:tabs>
-            <w:spacing w:before="120" w:after="60"/>
-          </w:pPr>
-          <w:hyperlink w:anchor="_Toc100019" w:history="1">
-            <w:r>
-              <w:rPr>
-                <w:rStyle w:val="Hyperlink"/>
-              </w:rPr>
-              <w:t>第四章 系统设计</w:t>
-            </w:r>
-            <w:r>
-              <w:tab/>
-            </w:r>
-            <w:r>
-              <w:fldChar w:fldCharType="begin"/>
-            </w:r>
-            <w:r>
-              <w:instrText xml:space="preserve"> PAGEREF _Toc100019 \h </w:instrText>
-            </w:r>
-            <w:r>
-              <w:fldChar w:fldCharType="separate"/>
-            </w:r>
-            <w:r>
-              <w:t>11</w:t>
-            </w:r>
-            <w:r>
-              <w:fldChar w:fldCharType="end"/>
-            </w:r>
-          </w:hyperlink>
-        </w:p>
-        <w:p>
-          <w:pPr>
-            <w:pStyle w:val="11"/>
-            <w:ind w:left="360"/>
-            <w:tabs>
-              <w:tab w:val="right" w:leader="dot" w:pos="9026"/>
-            </w:tabs>
-            <w:spacing w:before="120" w:after="60"/>
-          </w:pPr>
-          <w:hyperlink w:anchor="_Toc100020" w:history="1">
-            <w:r>
-              <w:rPr>
-                <w:rStyle w:val="Hyperlink"/>
-              </w:rPr>
-              <w:t>4.1 总体架构</w:t>
-            </w:r>
-            <w:r>
-              <w:tab/>
-            </w:r>
-            <w:r>
-              <w:fldChar w:fldCharType="begin"/>
-            </w:r>
-            <w:r>
-              <w:instrText xml:space="preserve"> PAGEREF _Toc100020 \h </w:instrText>
-            </w:r>
-            <w:r>
-              <w:fldChar w:fldCharType="separate"/>
-            </w:r>
-            <w:r>
-              <w:t>11</w:t>
-            </w:r>
-            <w:r>
-              <w:fldChar w:fldCharType="end"/>
-            </w:r>
-          </w:hyperlink>
-        </w:p>
-        <w:p>
-          <w:pPr>
-            <w:pStyle w:val="11"/>
-            <w:ind w:left="360"/>
-            <w:tabs>
-              <w:tab w:val="right" w:leader="dot" w:pos="9026"/>
-            </w:tabs>
-            <w:spacing w:before="120" w:after="60"/>
-          </w:pPr>
-          <w:hyperlink w:anchor="_Toc100021" w:history="1">
-            <w:r>
-              <w:rPr>
-                <w:rStyle w:val="Hyperlink"/>
-              </w:rPr>
-              <w:t>4.2 数据库设计</w:t>
-            </w:r>
-            <w:r>
-              <w:tab/>
-            </w:r>
-            <w:r>
-              <w:fldChar w:fldCharType="begin"/>
-            </w:r>
-            <w:r>
-              <w:instrText xml:space="preserve"> PAGEREF _Toc100021 \h </w:instrText>
-            </w:r>
-            <w:r>
-              <w:fldChar w:fldCharType="separate"/>
-            </w:r>
-            <w:r>
-              <w:t>12</w:t>
-            </w:r>
-            <w:r>
-              <w:fldChar w:fldCharType="end"/>
-            </w:r>
-          </w:hyperlink>
-        </w:p>
-        <w:p>
-          <w:pPr>
-            <w:pStyle w:val="11"/>
-            <w:ind w:left="360"/>
-            <w:tabs>
-              <w:tab w:val="right" w:leader="dot" w:pos="9026"/>
-            </w:tabs>
-            <w:spacing w:before="120" w:after="60"/>
-          </w:pPr>
-          <w:hyperlink w:anchor="_Toc100022" w:history="1">
-            <w:r>
-              <w:rPr>
-                <w:rStyle w:val="Hyperlink"/>
-              </w:rPr>
-              <w:t>4.3 权限系统设计</w:t>
-            </w:r>
-            <w:r>
-              <w:tab/>
-            </w:r>
-            <w:r>
-              <w:fldChar w:fldCharType="begin"/>
-            </w:r>
-            <w:r>
-              <w:instrText xml:space="preserve"> PAGEREF _Toc100022 \h </w:instrText>
-            </w:r>
-            <w:r>
-              <w:fldChar w:fldCharType="separate"/>
-            </w:r>
-            <w:r>
-              <w:t>14</w:t>
-            </w:r>
-            <w:r>
-              <w:fldChar w:fldCharType="end"/>
-            </w:r>
-          </w:hyperlink>
-        </w:p>
-        <w:p>
-          <w:pPr>
-            <w:pStyle w:val="11"/>
-            <w:ind w:left="360"/>
-            <w:tabs>
-              <w:tab w:val="right" w:leader="dot" w:pos="9026"/>
-            </w:tabs>
-            <w:spacing w:before="120" w:after="60"/>
-          </w:pPr>
-          <w:hyperlink w:anchor="_Toc100023" w:history="1">
-            <w:r>
-              <w:rPr>
-                <w:rStyle w:val="Hyperlink"/>
-              </w:rPr>
-              <w:t>4.4 实时通信设计</w:t>
-            </w:r>
-            <w:r>
-              <w:tab/>
-            </w:r>
-            <w:r>
-              <w:fldChar w:fldCharType="begin"/>
-            </w:r>
-            <w:r>
-              <w:instrText xml:space="preserve"> PAGEREF _Toc100023 \h </w:instrText>
-            </w:r>
-            <w:r>
-              <w:fldChar w:fldCharType="separate"/>
-            </w:r>
-            <w:r>
-              <w:t>15</w:t>
-            </w:r>
-            <w:r>
-              <w:fldChar w:fldCharType="end"/>
-            </w:r>
-          </w:hyperlink>
-        </w:p>
-        <w:p>
-          <w:pPr>
-            <w:pStyle w:val="11"/>
-            <w:ind w:left="360"/>
-            <w:tabs>
-              <w:tab w:val="right" w:leader="dot" w:pos="9026"/>
-            </w:tabs>
-            <w:spacing w:before="120" w:after="60"/>
-          </w:pPr>
-          <w:hyperlink w:anchor="_Toc100024" w:history="1">
-            <w:r>
-              <w:rPr>
-                <w:rStyle w:val="Hyperlink"/>
-              </w:rPr>
-              <w:t>4.5 音视频系统设计</w:t>
-            </w:r>
-            <w:r>
-              <w:tab/>
-            </w:r>
-            <w:r>
-              <w:fldChar w:fldCharType="begin"/>
-            </w:r>
-            <w:r>
-              <w:instrText xml:space="preserve"> PAGEREF _Toc100024 \h </w:instrText>
-            </w:r>
-            <w:r>
-              <w:fldChar w:fldCharType="separate"/>
-            </w:r>
-            <w:r>
-              <w:t>17</w:t>
-            </w:r>
-            <w:r>
-              <w:fldChar w:fldCharType="end"/>
-            </w:r>
-          </w:hyperlink>
-        </w:p>
-        <w:p>
-          <w:pPr>
-            <w:pStyle w:val="11"/>
-            <w:ind w:left="360"/>
-            <w:tabs>
-              <w:tab w:val="right" w:leader="dot" w:pos="9026"/>
-            </w:tabs>
-            <w:spacing w:before="120" w:after="60"/>
-          </w:pPr>
-          <w:hyperlink w:anchor="_Toc100025" w:history="1">
-            <w:r>
-              <w:rPr>
-                <w:rStyle w:val="Hyperlink"/>
-              </w:rPr>
-              <w:t>4.6 安全设计</w:t>
-            </w:r>
-            <w:r>
-              <w:tab/>
-            </w:r>
-            <w:r>
-              <w:fldChar w:fldCharType="begin"/>
-            </w:r>
-            <w:r>
-              <w:instrText xml:space="preserve"> PAGEREF _Toc100025 \h </w:instrText>
-            </w:r>
-            <w:r>
-              <w:fldChar w:fldCharType="separate"/>
-            </w:r>
-            <w:r>
-              <w:t>18</w:t>
-            </w:r>
-            <w:r>
-              <w:fldChar w:fldCharType="end"/>
-            </w:r>
-          </w:hyperlink>
-        </w:p>
-        <w:p>
-          <w:pPr>
-            <w:pStyle w:val="11"/>
-            <w:ind w:left="360"/>
-            <w:tabs>
-              <w:tab w:val="right" w:leader="dot" w:pos="9026"/>
-            </w:tabs>
-            <w:spacing w:before="120" w:after="60"/>
-          </w:pPr>
-          <w:hyperlink w:anchor="_Toc100026" w:history="1">
-            <w:r>
-              <w:rPr>
-                <w:rStyle w:val="Hyperlink"/>
-              </w:rPr>
-              <w:t>4.7 部署与工程化设计</w:t>
-            </w:r>
-            <w:r>
-              <w:tab/>
-            </w:r>
-            <w:r>
-              <w:fldChar w:fldCharType="begin"/>
-            </w:r>
-            <w:r>
-              <w:instrText xml:space="preserve"> PAGEREF _Toc100026 \h </w:instrText>
-            </w:r>
-            <w:r>
-              <w:fldChar w:fldCharType="separate"/>
-            </w:r>
-            <w:r>
-              <w:t>19</w:t>
-            </w:r>
-            <w:r>
-              <w:fldChar w:fldCharType="end"/>
-            </w:r>
-          </w:hyperlink>
-        </w:p>
-        <w:p>
-          <w:pPr>
-            <w:pStyle w:val="9"/>
-            <w:tabs>
-              <w:tab w:val="right" w:leader="dot" w:pos="9026"/>
-            </w:tabs>
-            <w:spacing w:before="120" w:after="60"/>
-          </w:pPr>
-          <w:hyperlink w:anchor="_Toc100027" w:history="1">
-            <w:r>
-              <w:rPr>
-                <w:rStyle w:val="Hyperlink"/>
-              </w:rPr>
-              <w:t>第五章 系统实现</w:t>
-            </w:r>
-            <w:r>
-              <w:tab/>
-            </w:r>
-            <w:r>
-              <w:fldChar w:fldCharType="begin"/>
-            </w:r>
-            <w:r>
-              <w:instrText xml:space="preserve"> PAGEREF _Toc100027 \h </w:instrText>
-            </w:r>
-            <w:r>
-              <w:fldChar w:fldCharType="separate"/>
-            </w:r>
-            <w:r>
-              <w:t>19</w:t>
-            </w:r>
-            <w:r>
-              <w:fldChar w:fldCharType="end"/>
-            </w:r>
-          </w:hyperlink>
-        </w:p>
-        <w:p>
-          <w:pPr>
-            <w:pStyle w:val="11"/>
-            <w:ind w:left="360"/>
-            <w:tabs>
-              <w:tab w:val="right" w:leader="dot" w:pos="9026"/>
-            </w:tabs>
-            <w:spacing w:before="120" w:after="60"/>
-          </w:pPr>
-          <w:hyperlink w:anchor="_Toc100028" w:history="1">
-            <w:r>
-              <w:rPr>
-                <w:rStyle w:val="Hyperlink"/>
-              </w:rPr>
-              <w:t>5.1 认证与授权实现</w:t>
-            </w:r>
-            <w:r>
-              <w:tab/>
-            </w:r>
-            <w:r>
-              <w:fldChar w:fldCharType="begin"/>
-            </w:r>
-            <w:r>
-              <w:instrText xml:space="preserve"> PAGEREF _Toc100028 \h </w:instrText>
-            </w:r>
-            <w:r>
-              <w:fldChar w:fldCharType="separate"/>
-            </w:r>
-            <w:r>
-              <w:t>19</w:t>
-            </w:r>
-            <w:r>
-              <w:fldChar w:fldCharType="end"/>
-            </w:r>
-          </w:hyperlink>
-        </w:p>
-        <w:p>
-          <w:pPr>
-            <w:pStyle w:val="11"/>
-            <w:ind w:left="360"/>
-            <w:tabs>
-              <w:tab w:val="right" w:leader="dot" w:pos="9026"/>
-            </w:tabs>
-            <w:spacing w:before="120" w:after="60"/>
-          </w:pPr>
-          <w:hyperlink w:anchor="_Toc100029" w:history="1">
-            <w:r>
-              <w:rPr>
-                <w:rStyle w:val="Hyperlink"/>
-              </w:rPr>
-              <w:t>5.2 消息系统实现</w:t>
-            </w:r>
-            <w:r>
-              <w:tab/>
-            </w:r>
-            <w:r>
-              <w:fldChar w:fldCharType="begin"/>
-            </w:r>
-            <w:r>
-              <w:instrText xml:space="preserve"> PAGEREF _Toc100029 \h </w:instrText>
-            </w:r>
-            <w:r>
-              <w:fldChar w:fldCharType="separate"/>
-            </w:r>
-            <w:r>
-              <w:t>20</w:t>
-            </w:r>
-            <w:r>
-              <w:fldChar w:fldCharType="end"/>
-            </w:r>
-          </w:hyperlink>
-        </w:p>
-        <w:p>
-          <w:pPr>
-            <w:pStyle w:val="11"/>
-            <w:ind w:left="360"/>
-            <w:tabs>
-              <w:tab w:val="right" w:leader="dot" w:pos="9026"/>
-            </w:tabs>
-            <w:spacing w:before="120" w:after="60"/>
-          </w:pPr>
-          <w:hyperlink w:anchor="_Toc100030" w:history="1">
-            <w:r>
-              <w:rPr>
-                <w:rStyle w:val="Hyperlink"/>
-              </w:rPr>
-              <w:t>5.3 实时推送实现</w:t>
-            </w:r>
-            <w:r>
-              <w:tab/>
-            </w:r>
-            <w:r>
-              <w:fldChar w:fldCharType="begin"/>
-            </w:r>
-            <w:r>
-              <w:instrText xml:space="preserve"> PAGEREF _Toc100030 \h </w:instrText>
-            </w:r>
-            <w:r>
-              <w:fldChar w:fldCharType="separate"/>
-            </w:r>
-            <w:r>
-              <w:t>21</w:t>
-            </w:r>
-            <w:r>
-              <w:fldChar w:fldCharType="end"/>
-            </w:r>
-          </w:hyperlink>
-        </w:p>
-        <w:p>
-          <w:pPr>
-            <w:pStyle w:val="11"/>
-            <w:ind w:left="360"/>
-            <w:tabs>
-              <w:tab w:val="right" w:leader="dot" w:pos="9026"/>
-            </w:tabs>
-            <w:spacing w:before="120" w:after="60"/>
-          </w:pPr>
-          <w:hyperlink w:anchor="_Toc100031" w:history="1">
-            <w:r>
-              <w:rPr>
-                <w:rStyle w:val="Hyperlink"/>
-              </w:rPr>
-              <w:t>5.4 安全加固实现</w:t>
-            </w:r>
-            <w:r>
-              <w:tab/>
-            </w:r>
-            <w:r>
-              <w:fldChar w:fldCharType="begin"/>
-            </w:r>
-            <w:r>
-              <w:instrText xml:space="preserve"> PAGEREF _Toc100031 \h </w:instrText>
-            </w:r>
-            <w:r>
-              <w:fldChar w:fldCharType="separate"/>
-            </w:r>
-            <w:r>
-              <w:t>22</w:t>
-            </w:r>
-            <w:r>
-              <w:fldChar w:fldCharType="end"/>
-            </w:r>
-          </w:hyperlink>
-        </w:p>
-        <w:p>
-          <w:pPr>
-            <w:pStyle w:val="11"/>
-            <w:ind w:left="360"/>
-            <w:tabs>
-              <w:tab w:val="right" w:leader="dot" w:pos="9026"/>
-            </w:tabs>
-            <w:spacing w:before="120" w:after="60"/>
-          </w:pPr>
-          <w:hyperlink w:anchor="_Toc100032" w:history="1">
-            <w:r>
-              <w:rPr>
-                <w:rStyle w:val="Hyperlink"/>
-              </w:rPr>
-              <w:t>5.5 关键细节实现</w:t>
-            </w:r>
-            <w:r>
-              <w:tab/>
-            </w:r>
-            <w:r>
-              <w:fldChar w:fldCharType="begin"/>
-            </w:r>
-            <w:r>
-              <w:instrText xml:space="preserve"> PAGEREF _Toc100032 \h </w:instrText>
-            </w:r>
-            <w:r>
-              <w:fldChar w:fldCharType="separate"/>
-            </w:r>
-            <w:r>
-              <w:t>23</w:t>
-            </w:r>
-            <w:r>
-              <w:fldChar w:fldCharType="end"/>
-            </w:r>
-          </w:hyperlink>
-        </w:p>
-        <w:p>
-          <w:pPr>
-            <w:pStyle w:val="11"/>
-            <w:ind w:left="360"/>
-            <w:tabs>
-              <w:tab w:val="right" w:leader="dot" w:pos="9026"/>
-            </w:tabs>
-            <w:spacing w:before="120" w:after="60"/>
-          </w:pPr>
-          <w:hyperlink w:anchor="_Toc100033" w:history="1">
-            <w:r>
-              <w:rPr>
-                <w:rStyle w:val="Hyperlink"/>
-              </w:rPr>
-              <w:t>5.6 前端实现</w:t>
-            </w:r>
-            <w:r>
-              <w:tab/>
-            </w:r>
-            <w:r>
-              <w:fldChar w:fldCharType="begin"/>
-            </w:r>
-            <w:r>
-              <w:instrText xml:space="preserve"> PAGEREF _Toc100033 \h </w:instrText>
-            </w:r>
-            <w:r>
-              <w:fldChar w:fldCharType="separate"/>
-            </w:r>
-            <w:r>
-              <w:t>24</w:t>
-            </w:r>
-            <w:r>
-              <w:fldChar w:fldCharType="end"/>
-            </w:r>
-          </w:hyperlink>
-        </w:p>
-        <w:p>
-          <w:pPr>
-            <w:pStyle w:val="11"/>
-            <w:ind w:left="360"/>
-            <w:tabs>
-              <w:tab w:val="right" w:leader="dot" w:pos="9026"/>
-            </w:tabs>
-            <w:spacing w:before="120" w:after="60"/>
-          </w:pPr>
-          <w:hyperlink w:anchor="_Toc100034" w:history="1">
-            <w:r>
-              <w:rPr>
-                <w:rStyle w:val="Hyperlink"/>
-              </w:rPr>
-              <w:t>5.7 典型业务时序</w:t>
-            </w:r>
-            <w:r>
-              <w:tab/>
-            </w:r>
-            <w:r>
-              <w:fldChar w:fldCharType="begin"/>
-            </w:r>
-            <w:r>
-              <w:instrText xml:space="preserve"> PAGEREF _Toc100034 \h </w:instrText>
-            </w:r>
-            <w:r>
-              <w:fldChar w:fldCharType="separate"/>
-            </w:r>
-            <w:r>
-              <w:t>25</w:t>
-            </w:r>
-            <w:r>
-              <w:fldChar w:fldCharType="end"/>
-            </w:r>
-          </w:hyperlink>
-        </w:p>
-        <w:p>
-          <w:pPr>
-            <w:pStyle w:val="11"/>
-            <w:ind w:left="360"/>
-            <w:tabs>
-              <w:tab w:val="right" w:leader="dot" w:pos="9026"/>
-            </w:tabs>
-            <w:spacing w:before="120" w:after="60"/>
-          </w:pPr>
-          <w:hyperlink w:anchor="_Toc100035" w:history="1">
-            <w:r>
-              <w:rPr>
-                <w:rStyle w:val="Hyperlink"/>
-              </w:rPr>
-              <w:t>5.8 系统运行效果展示</w:t>
-            </w:r>
-            <w:r>
-              <w:tab/>
-            </w:r>
-            <w:r>
-              <w:fldChar w:fldCharType="begin"/>
-            </w:r>
-            <w:r>
-              <w:instrText xml:space="preserve"> PAGEREF _Toc100035 \h </w:instrText>
-            </w:r>
-            <w:r>
-              <w:fldChar w:fldCharType="separate"/>
-            </w:r>
-            <w:r>
-              <w:t>26</w:t>
-            </w:r>
-            <w:r>
-              <w:fldChar w:fldCharType="end"/>
-            </w:r>
-          </w:hyperlink>
-        </w:p>
-        <w:p>
-          <w:pPr>
-            <w:pStyle w:val="9"/>
-            <w:tabs>
-              <w:tab w:val="right" w:leader="dot" w:pos="9026"/>
-            </w:tabs>
-            <w:spacing w:before="120" w:after="60"/>
-          </w:pPr>
-          <w:hyperlink w:anchor="_Toc100036" w:history="1">
-            <w:r>
-              <w:rPr>
-                <w:rStyle w:val="Hyperlink"/>
-              </w:rPr>
-              <w:t>第六章 系统测试</w:t>
-            </w:r>
-            <w:r>
-              <w:tab/>
-            </w:r>
-            <w:r>
-              <w:fldChar w:fldCharType="begin"/>
-            </w:r>
-            <w:r>
-              <w:instrText xml:space="preserve"> PAGEREF _Toc100036 \h </w:instrText>
-            </w:r>
-            <w:r>
-              <w:fldChar w:fldCharType="separate"/>
-            </w:r>
-            <w:r>
-              <w:t>29</w:t>
-            </w:r>
-            <w:r>
-              <w:fldChar w:fldCharType="end"/>
-            </w:r>
-          </w:hyperlink>
-        </w:p>
-        <w:p>
-          <w:pPr>
-            <w:pStyle w:val="11"/>
-            <w:ind w:left="360"/>
-            <w:tabs>
-              <w:tab w:val="right" w:leader="dot" w:pos="9026"/>
-            </w:tabs>
-            <w:spacing w:before="120" w:after="60"/>
-          </w:pPr>
-          <w:hyperlink w:anchor="_Toc100037" w:history="1">
-            <w:r>
-              <w:rPr>
-                <w:rStyle w:val="Hyperlink"/>
-              </w:rPr>
-              <w:t>6.1 测试环境与策略</w:t>
-            </w:r>
-            <w:r>
-              <w:tab/>
-            </w:r>
-            <w:r>
-              <w:fldChar w:fldCharType="begin"/>
-            </w:r>
-            <w:r>
-              <w:instrText xml:space="preserve"> PAGEREF _Toc100037 \h </w:instrText>
-            </w:r>
-            <w:r>
-              <w:fldChar w:fldCharType="separate"/>
-            </w:r>
-            <w:r>
-              <w:t>29</w:t>
-            </w:r>
-            <w:r>
-              <w:fldChar w:fldCharType="end"/>
-            </w:r>
-          </w:hyperlink>
-        </w:p>
-        <w:p>
-          <w:pPr>
-            <w:pStyle w:val="11"/>
-            <w:ind w:left="360"/>
-            <w:tabs>
-              <w:tab w:val="right" w:leader="dot" w:pos="9026"/>
-            </w:tabs>
-            <w:spacing w:before="120" w:after="60"/>
-          </w:pPr>
-          <w:hyperlink w:anchor="_Toc100038" w:history="1">
-            <w:r>
-              <w:rPr>
-                <w:rStyle w:val="Hyperlink"/>
-              </w:rPr>
-              <w:t>6.2 功能测试结果</w:t>
-            </w:r>
-            <w:r>
-              <w:tab/>
-            </w:r>
-            <w:r>
-              <w:fldChar w:fldCharType="begin"/>
-            </w:r>
-            <w:r>
-              <w:instrText xml:space="preserve"> PAGEREF _Toc100038 \h </w:instrText>
-            </w:r>
-            <w:r>
-              <w:fldChar w:fldCharType="separate"/>
-            </w:r>
-            <w:r>
-              <w:t>29</w:t>
-            </w:r>
-            <w:r>
-              <w:fldChar w:fldCharType="end"/>
-            </w:r>
-          </w:hyperlink>
-        </w:p>
-        <w:p>
-          <w:pPr>
-            <w:pStyle w:val="11"/>
-            <w:ind w:left="360"/>
-            <w:tabs>
-              <w:tab w:val="right" w:leader="dot" w:pos="9026"/>
-            </w:tabs>
-            <w:spacing w:before="120" w:after="60"/>
-          </w:pPr>
-          <w:hyperlink w:anchor="_Toc100039" w:history="1">
-            <w:r>
-              <w:rPr>
-                <w:rStyle w:val="Hyperlink"/>
-              </w:rPr>
-              <w:t>6.3 安全回归测试</w:t>
-            </w:r>
-            <w:r>
-              <w:tab/>
-            </w:r>
-            <w:r>
-              <w:fldChar w:fldCharType="begin"/>
-            </w:r>
-            <w:r>
-              <w:instrText xml:space="preserve"> PAGEREF _Toc100039 \h </w:instrText>
-            </w:r>
-            <w:r>
-              <w:fldChar w:fldCharType="separate"/>
-            </w:r>
-            <w:r>
-              <w:t>30</w:t>
-            </w:r>
-            <w:r>
-              <w:fldChar w:fldCharType="end"/>
-            </w:r>
-          </w:hyperlink>
-        </w:p>
-        <w:p>
-          <w:pPr>
-            <w:pStyle w:val="11"/>
-            <w:ind w:left="360"/>
-            <w:tabs>
-              <w:tab w:val="right" w:leader="dot" w:pos="9026"/>
-            </w:tabs>
-            <w:spacing w:before="120" w:after="60"/>
-          </w:pPr>
-          <w:hyperlink w:anchor="_Toc100040" w:history="1">
-            <w:r>
-              <w:rPr>
-                <w:rStyle w:val="Hyperlink"/>
-              </w:rPr>
-              <w:t>6.4 性能与可维护性验证</w:t>
-            </w:r>
-            <w:r>
-              <w:tab/>
-            </w:r>
-            <w:r>
-              <w:fldChar w:fldCharType="begin"/>
-            </w:r>
-            <w:r>
-              <w:instrText xml:space="preserve"> PAGEREF _Toc100040 \h </w:instrText>
-            </w:r>
-            <w:r>
-              <w:fldChar w:fldCharType="separate"/>
-            </w:r>
-            <w:r>
-              <w:t>31</w:t>
-            </w:r>
-            <w:r>
-              <w:fldChar w:fldCharType="end"/>
-            </w:r>
-          </w:hyperlink>
-        </w:p>
-        <w:p>
-          <w:pPr>
-            <w:pStyle w:val="11"/>
-            <w:ind w:left="360"/>
-            <w:tabs>
-              <w:tab w:val="right" w:leader="dot" w:pos="9026"/>
-            </w:tabs>
-            <w:spacing w:before="120" w:after="60"/>
-          </w:pPr>
-          <w:hyperlink w:anchor="_Toc100041" w:history="1">
-            <w:r>
-              <w:rPr>
-                <w:rStyle w:val="Hyperlink"/>
-              </w:rPr>
-              <w:t>6.5 测试用例汇总</w:t>
-            </w:r>
-            <w:r>
-              <w:tab/>
-            </w:r>
-            <w:r>
-              <w:fldChar w:fldCharType="begin"/>
-            </w:r>
-            <w:r>
-              <w:instrText xml:space="preserve"> PAGEREF _Toc100041 \h </w:instrText>
-            </w:r>
-            <w:r>
-              <w:fldChar w:fldCharType="separate"/>
-            </w:r>
-            <w:r>
-              <w:t>32</w:t>
-            </w:r>
-            <w:r>
-              <w:fldChar w:fldCharType="end"/>
-            </w:r>
-          </w:hyperlink>
-        </w:p>
-        <w:p>
-          <w:pPr>
-            <w:pStyle w:val="11"/>
-            <w:ind w:left="360"/>
-            <w:tabs>
-              <w:tab w:val="right" w:leader="dot" w:pos="9026"/>
-            </w:tabs>
-            <w:spacing w:before="120" w:after="60"/>
-          </w:pPr>
-          <w:hyperlink w:anchor="_Toc100042" w:history="1">
-            <w:r>
-              <w:rPr>
-                <w:rStyle w:val="Hyperlink"/>
-              </w:rPr>
-              <w:t>6.6 测试结论</w:t>
-            </w:r>
-            <w:r>
-              <w:tab/>
-            </w:r>
-            <w:r>
-              <w:fldChar w:fldCharType="begin"/>
-            </w:r>
-            <w:r>
-              <w:instrText xml:space="preserve"> PAGEREF _Toc100042 \h </w:instrText>
-            </w:r>
-            <w:r>
-              <w:fldChar w:fldCharType="separate"/>
-            </w:r>
-            <w:r>
-              <w:t>33</w:t>
-            </w:r>
-            <w:r>
-              <w:fldChar w:fldCharType="end"/>
-            </w:r>
-          </w:hyperlink>
-        </w:p>
-        <w:p>
-          <w:pPr>
-            <w:pStyle w:val="9"/>
-            <w:tabs>
-              <w:tab w:val="right" w:leader="dot" w:pos="9026"/>
-            </w:tabs>
-            <w:spacing w:before="120" w:after="60"/>
-          </w:pPr>
-          <w:hyperlink w:anchor="_Toc100043" w:history="1">
-            <w:r>
-              <w:rPr>
-                <w:rStyle w:val="Hyperlink"/>
-              </w:rPr>
-              <w:t>第七章 总结与展望</w:t>
-            </w:r>
-            <w:r>
-              <w:tab/>
-            </w:r>
-            <w:r>
-              <w:fldChar w:fldCharType="begin"/>
-            </w:r>
-            <w:r>
-              <w:instrText xml:space="preserve"> PAGEREF _Toc100043 \h </w:instrText>
-            </w:r>
-            <w:r>
-              <w:fldChar w:fldCharType="separate"/>
-            </w:r>
-            <w:r>
-              <w:t>33</w:t>
-            </w:r>
-            <w:r>
-              <w:fldChar w:fldCharType="end"/>
-            </w:r>
-          </w:hyperlink>
-        </w:p>
-        <w:p>
-          <w:pPr>
-            <w:pStyle w:val="11"/>
-            <w:ind w:left="360"/>
-            <w:tabs>
-              <w:tab w:val="right" w:leader="dot" w:pos="9026"/>
-            </w:tabs>
-            <w:spacing w:before="120" w:after="60"/>
-          </w:pPr>
-          <w:hyperlink w:anchor="_Toc100044" w:history="1">
-            <w:r>
-              <w:rPr>
-                <w:rStyle w:val="Hyperlink"/>
-              </w:rPr>
-              <w:t>7.1 工作总结</w:t>
-            </w:r>
-            <w:r>
-              <w:tab/>
-            </w:r>
-            <w:r>
-              <w:fldChar w:fldCharType="begin"/>
-            </w:r>
-            <w:r>
-              <w:instrText xml:space="preserve"> PAGEREF _Toc100044 \h </w:instrText>
-            </w:r>
-            <w:r>
-              <w:fldChar w:fldCharType="separate"/>
-            </w:r>
-            <w:r>
-              <w:t>33</w:t>
-            </w:r>
-            <w:r>
-              <w:fldChar w:fldCharType="end"/>
-            </w:r>
-          </w:hyperlink>
-        </w:p>
-        <w:p>
-          <w:pPr>
-            <w:pStyle w:val="11"/>
-            <w:ind w:left="360"/>
-            <w:tabs>
-              <w:tab w:val="right" w:leader="dot" w:pos="9026"/>
-            </w:tabs>
-            <w:spacing w:before="120" w:after="60"/>
-          </w:pPr>
-          <w:hyperlink w:anchor="_Toc100045" w:history="1">
-            <w:r>
-              <w:rPr>
-                <w:rStyle w:val="Hyperlink"/>
-              </w:rPr>
-              <w:t>7.2 不足与展望</w:t>
-            </w:r>
-            <w:r>
-              <w:tab/>
-            </w:r>
-            <w:r>
-              <w:fldChar w:fldCharType="begin"/>
-            </w:r>
-            <w:r>
-              <w:instrText xml:space="preserve"> PAGEREF _Toc100045 \h </w:instrText>
-            </w:r>
-            <w:r>
-              <w:fldChar w:fldCharType="separate"/>
-            </w:r>
-            <w:r>
-              <w:t>34</w:t>
-            </w:r>
-            <w:r>
-              <w:fldChar w:fldCharType="end"/>
-            </w:r>
-          </w:hyperlink>
-        </w:p>
-        <w:p>
-          <w:pPr>
-            <w:pStyle w:val="9"/>
-            <w:tabs>
-              <w:tab w:val="right" w:leader="dot" w:pos="9026"/>
-            </w:tabs>
-            <w:spacing w:before="120" w:after="60"/>
-          </w:pPr>
-          <w:hyperlink w:anchor="_Toc100046" w:history="1">
-            <w:r>
-              <w:rPr>
-                <w:rStyle w:val="Hyperlink"/>
-              </w:rPr>
-              <w:t>参考文献</w:t>
-            </w:r>
-            <w:r>
-              <w:tab/>
-            </w:r>
-            <w:r>
-              <w:fldChar w:fldCharType="begin"/>
-            </w:r>
-            <w:r>
-              <w:instrText xml:space="preserve"> PAGEREF _Toc100046 \h </w:instrText>
-            </w:r>
-            <w:r>
-              <w:fldChar w:fldCharType="separate"/>
-            </w:r>
-            <w:r>
-              <w:t>35</w:t>
-            </w:r>
-            <w:r>
-              <w:fldChar w:fldCharType="end"/>
-            </w:r>
-          </w:hyperlink>
-        </w:p>
-        <w:p>
-          <w:pPr>
-            <w:pStyle w:val="9"/>
-            <w:tabs>
-              <w:tab w:val="right" w:leader="dot" w:pos="9026"/>
-            </w:tabs>
-            <w:spacing w:before="120" w:after="60"/>
-          </w:pPr>
-          <w:hyperlink w:anchor="_Toc100047" w:history="1">
-            <w:r>
-              <w:rPr>
-                <w:rStyle w:val="Hyperlink"/>
-              </w:rPr>
-              <w:t>致　谢</w:t>
-            </w:r>
-            <w:r>
-              <w:tab/>
-            </w:r>
-            <w:r>
-              <w:fldChar w:fldCharType="begin"/>
-            </w:r>
-            <w:r>
-              <w:instrText xml:space="preserve"> PAGEREF _Toc100047 \h </w:instrText>
-            </w:r>
-            <w:r>
-              <w:fldChar w:fldCharType="separate"/>
-            </w:r>
-            <w:r>
-              <w:t>37</w:t>
-            </w:r>
-            <w:r>
-              <w:fldChar w:fldCharType="end"/>
-            </w:r>
-          </w:hyperlink>
         </w:p>
         <w:p>
           <w:r>
@@ -2383,7 +659,6 @@
         <w:pStyle w:val="Heading1"/>
         <w:keepNext/>
       </w:pPr>
-      <w:bookmarkStart w:id="100002" w:name="_Toc100002"/>
       <w:r>
         <w:rPr>
           <w:rFonts w:ascii="Times New Roman" w:eastAsia="SimHei"/>
@@ -2394,14 +669,12 @@
         </w:rPr>
         <w:t xml:space="preserve">第一章 绪论</w:t>
       </w:r>
-      <w:bookmarkEnd w:id="100002"/>
     </w:p>
     <w:p>
       <w:pPr>
         <w:pStyle w:val="Heading2"/>
         <w:keepNext/>
       </w:pPr>
-      <w:bookmarkStart w:id="100003" w:name="_Toc100003"/>
       <w:r>
         <w:rPr>
           <w:rFonts w:ascii="Times New Roman" w:eastAsia="SimHei"/>
@@ -2412,7 +685,6 @@
         </w:rPr>
         <w:t xml:space="preserve">1.1 研究背景</w:t>
       </w:r>
-      <w:bookmarkEnd w:id="100003"/>
     </w:p>
     <w:p>
       <w:pPr>
@@ -2487,7 +759,6 @@
         <w:pStyle w:val="Heading2"/>
         <w:keepNext/>
       </w:pPr>
-      <w:bookmarkStart w:id="100004" w:name="_Toc100004"/>
       <w:r>
         <w:rPr>
           <w:rFonts w:ascii="Times New Roman" w:eastAsia="SimHei"/>
@@ -2498,7 +769,6 @@
         </w:rPr>
         <w:t xml:space="preserve">1.2 研究意义</w:t>
       </w:r>
-      <w:bookmarkEnd w:id="100004"/>
     </w:p>
     <w:p>
       <w:pPr>
@@ -2536,7 +806,7 @@
         <w:rPr>
           <w:rFonts w:ascii="Times New Roman" w:eastAsia="SimSun"/>
         </w:rPr>
-        <w:t xml:space="preserve">其二，群组权限建模是工业界访问控制研究的典型场景。本文借鉴 Discord 的权限模型，在 Java 技术栈中实现“角色—权限—频道覆盖”三层判定体系，为基于角色的访问控制思想在具体业务中的落地提供了可参考的工程样本。</w:t>
+        <w:t xml:space="preserve">其二，群组权限建模是工业界访问控制研究的典型场景。本文参考业界通行的“角色位掩码 + 频道覆盖”权限模型，在 Java 技术栈中实现“角色—权限—频道覆盖”三层判定体系，为基于角色的访问控制思想在具体业务中的落地提供了可参考的工程样本。</w:t>
       </w:r>
     </w:p>
     <w:p>
@@ -2633,7 +903,6 @@
         <w:pStyle w:val="Heading2"/>
         <w:keepNext/>
       </w:pPr>
-      <w:bookmarkStart w:id="100005" w:name="_Toc100005"/>
       <w:r>
         <w:rPr>
           <w:rFonts w:ascii="Times New Roman" w:eastAsia="SimHei"/>
@@ -2644,7 +913,6 @@
         </w:rPr>
         <w:t xml:space="preserve">1.3 国内外研究现状</w:t>
       </w:r>
-      <w:bookmarkEnd w:id="100005"/>
     </w:p>
     <w:p>
       <w:pPr>
@@ -2690,7 +958,6 @@
         <w:pStyle w:val="Heading2"/>
         <w:keepNext/>
       </w:pPr>
-      <w:bookmarkStart w:id="100006" w:name="_Toc100006"/>
       <w:r>
         <w:rPr>
           <w:rFonts w:ascii="Times New Roman" w:eastAsia="SimHei"/>
@@ -2701,7 +968,6 @@
         </w:rPr>
         <w:t xml:space="preserve">1.4 本文主要工作</w:t>
       </w:r>
-      <w:bookmarkEnd w:id="100006"/>
     </w:p>
     <w:p>
       <w:pPr>
@@ -2751,7 +1017,7 @@
         <w:rPr>
           <w:rFonts w:ascii="Times New Roman" w:eastAsia="SimSun"/>
         </w:rPr>
-        <w:t xml:space="preserve">设计并实现了 64 位权限引擎，支持角色权限叠加与频道覆盖优先级，权限判定结果与 Discord 官方语义一致；</w:t>
+        <w:t xml:space="preserve">设计并实现了 64 位权限引擎，支持角色权限叠加与频道覆盖优先级，权限判定结果与 权限模型的公开规范语义一致；</w:t>
       </w:r>
     </w:p>
     <w:p>
@@ -2835,7 +1101,6 @@
         <w:pStyle w:val="Heading2"/>
         <w:keepNext/>
       </w:pPr>
-      <w:bookmarkStart w:id="100007" w:name="_Toc100007"/>
       <w:r>
         <w:rPr>
           <w:rFonts w:ascii="Times New Roman" w:eastAsia="SimHei"/>
@@ -2846,7 +1111,6 @@
         </w:rPr>
         <w:t xml:space="preserve">1.5 论文组织结构</w:t>
       </w:r>
-      <w:bookmarkEnd w:id="100007"/>
     </w:p>
     <w:p>
       <w:pPr>
@@ -2867,7 +1131,6 @@
         <w:keepNext/>
         <w:pageBreakBefore/>
       </w:pPr>
-      <w:bookmarkStart w:id="100008" w:name="_Toc100008"/>
       <w:r>
         <w:rPr>
           <w:rFonts w:ascii="Times New Roman" w:eastAsia="SimHei"/>
@@ -2878,14 +1141,12 @@
         </w:rPr>
         <w:t xml:space="preserve">第二章 相关技术介绍</w:t>
       </w:r>
-      <w:bookmarkEnd w:id="100008"/>
     </w:p>
     <w:p>
       <w:pPr>
         <w:pStyle w:val="Heading2"/>
         <w:keepNext/>
       </w:pPr>
-      <w:bookmarkStart w:id="100009" w:name="_Toc100009"/>
       <w:r>
         <w:rPr>
           <w:rFonts w:ascii="Times New Roman" w:eastAsia="SimHei"/>
@@ -2896,7 +1157,6 @@
         </w:rPr>
         <w:t xml:space="preserve">2.1 Spring Boot 与 Spring Security</w:t>
       </w:r>
-      <w:bookmarkEnd w:id="100009"/>
     </w:p>
     <w:p>
       <w:pPr>
@@ -2929,7 +1189,6 @@
         <w:pStyle w:val="Heading2"/>
         <w:keepNext/>
       </w:pPr>
-      <w:bookmarkStart w:id="100010" w:name="_Toc100010"/>
       <w:r>
         <w:rPr>
           <w:rFonts w:ascii="Times New Roman" w:eastAsia="SimHei"/>
@@ -2940,7 +1199,6 @@
         </w:rPr>
         <w:t xml:space="preserve">2.2 JWT 无状态认证</w:t>
       </w:r>
-      <w:bookmarkEnd w:id="100010"/>
     </w:p>
     <w:p>
       <w:pPr>
@@ -2960,7 +1218,6 @@
         <w:pStyle w:val="Heading2"/>
         <w:keepNext/>
       </w:pPr>
-      <w:bookmarkStart w:id="100011" w:name="_Toc100011"/>
       <w:r>
         <w:rPr>
           <w:rFonts w:ascii="Times New Roman" w:eastAsia="SimHei"/>
@@ -2971,7 +1228,6 @@
         </w:rPr>
         <w:t xml:space="preserve">2.3 React 与 TypeScript</w:t>
       </w:r>
-      <w:bookmarkEnd w:id="100011"/>
     </w:p>
     <w:p>
       <w:pPr>
@@ -3004,7 +1260,6 @@
         <w:pStyle w:val="Heading2"/>
         <w:keepNext/>
       </w:pPr>
-      <w:bookmarkStart w:id="100012" w:name="_Toc100012"/>
       <w:r>
         <w:rPr>
           <w:rFonts w:ascii="Times New Roman" w:eastAsia="SimHei"/>
@@ -3015,7 +1270,6 @@
         </w:rPr>
         <w:t xml:space="preserve">2.4 WebSocket 与实时通信</w:t>
       </w:r>
-      <w:bookmarkEnd w:id="100012"/>
     </w:p>
     <w:p>
       <w:pPr>
@@ -3035,7 +1289,6 @@
         <w:pStyle w:val="Heading2"/>
         <w:keepNext/>
       </w:pPr>
-      <w:bookmarkStart w:id="100013" w:name="_Toc100013"/>
       <w:r>
         <w:rPr>
           <w:rFonts w:ascii="Times New Roman" w:eastAsia="SimHei"/>
@@ -3046,7 +1299,6 @@
         </w:rPr>
         <w:t xml:space="preserve">2.5 数据库与缓存</w:t>
       </w:r>
-      <w:bookmarkEnd w:id="100013"/>
     </w:p>
     <w:p>
       <w:pPr>
@@ -3080,7 +1332,6 @@
         <w:keepNext/>
         <w:pageBreakBefore/>
       </w:pPr>
-      <w:bookmarkStart w:id="100014" w:name="_Toc100014"/>
       <w:r>
         <w:rPr>
           <w:rFonts w:ascii="Times New Roman" w:eastAsia="SimHei"/>
@@ -3091,14 +1342,12 @@
         </w:rPr>
         <w:t xml:space="preserve">第三章 系统需求分析</w:t>
       </w:r>
-      <w:bookmarkEnd w:id="100014"/>
     </w:p>
     <w:p>
       <w:pPr>
         <w:pStyle w:val="Heading2"/>
         <w:keepNext/>
       </w:pPr>
-      <w:bookmarkStart w:id="100015" w:name="_Toc100015"/>
       <w:r>
         <w:rPr>
           <w:rFonts w:ascii="Times New Roman" w:eastAsia="SimHei"/>
@@ -3109,7 +1358,6 @@
         </w:rPr>
         <w:t xml:space="preserve">3.1 功能需求</w:t>
       </w:r>
-      <w:bookmarkEnd w:id="100015"/>
     </w:p>
     <w:p>
       <w:pPr>
@@ -3999,7 +2247,6 @@
         <w:pStyle w:val="Heading2"/>
         <w:keepNext/>
       </w:pPr>
-      <w:bookmarkStart w:id="100016" w:name="_Toc100016"/>
       <w:r>
         <w:rPr>
           <w:rFonts w:ascii="Times New Roman" w:eastAsia="SimHei"/>
@@ -4010,7 +2257,6 @@
         </w:rPr>
         <w:t xml:space="preserve">3.2 非功能需求</w:t>
       </w:r>
-      <w:bookmarkEnd w:id="100016"/>
     </w:p>
     <w:p>
       <w:pPr>
@@ -4152,7 +2398,6 @@
         <w:pStyle w:val="Heading2"/>
         <w:keepNext/>
       </w:pPr>
-      <w:bookmarkStart w:id="100017" w:name="_Toc100017"/>
       <w:r>
         <w:rPr>
           <w:rFonts w:ascii="Times New Roman" w:eastAsia="SimHei"/>
@@ -4163,7 +2408,6 @@
         </w:rPr>
         <w:t xml:space="preserve">3.3 用例分析</w:t>
       </w:r>
-      <w:bookmarkEnd w:id="100017"/>
     </w:p>
     <w:p>
       <w:pPr>
@@ -4392,7 +2636,6 @@
         <w:pStyle w:val="Heading2"/>
         <w:keepNext/>
       </w:pPr>
-      <w:bookmarkStart w:id="100018" w:name="_Toc100018"/>
       <w:r>
         <w:rPr>
           <w:rFonts w:ascii="Times New Roman" w:eastAsia="SimHei"/>
@@ -4403,7 +2646,6 @@
         </w:rPr>
         <w:t xml:space="preserve">3.4 系统角色与边界</w:t>
       </w:r>
-      <w:bookmarkEnd w:id="100018"/>
     </w:p>
     <w:p>
       <w:pPr>
@@ -4518,7 +2760,6 @@
         <w:keepNext/>
         <w:pageBreakBefore/>
       </w:pPr>
-      <w:bookmarkStart w:id="100019" w:name="_Toc100019"/>
       <w:r>
         <w:rPr>
           <w:rFonts w:ascii="Times New Roman" w:eastAsia="SimHei"/>
@@ -4529,14 +2770,12 @@
         </w:rPr>
         <w:t xml:space="preserve">第四章 系统设计</w:t>
       </w:r>
-      <w:bookmarkEnd w:id="100019"/>
     </w:p>
     <w:p>
       <w:pPr>
         <w:pStyle w:val="Heading2"/>
         <w:keepNext/>
       </w:pPr>
-      <w:bookmarkStart w:id="100020" w:name="_Toc100020"/>
       <w:r>
         <w:rPr>
           <w:rFonts w:ascii="Times New Roman" w:eastAsia="SimHei"/>
@@ -4547,7 +2786,6 @@
         </w:rPr>
         <w:t xml:space="preserve">4.1 总体架构</w:t>
       </w:r>
-      <w:bookmarkEnd w:id="100020"/>
     </w:p>
     <w:p>
       <w:pPr>
@@ -4641,7 +2879,6 @@
         <w:pStyle w:val="Heading2"/>
         <w:keepNext/>
       </w:pPr>
-      <w:bookmarkStart w:id="100021" w:name="_Toc100021"/>
       <w:r>
         <w:rPr>
           <w:rFonts w:ascii="Times New Roman" w:eastAsia="SimHei"/>
@@ -4652,7 +2889,6 @@
         </w:rPr>
         <w:t xml:space="preserve">4.2 数据库设计</w:t>
       </w:r>
-      <w:bookmarkEnd w:id="100021"/>
     </w:p>
     <w:p>
       <w:pPr>
@@ -5097,7 +3333,6 @@
         <w:pStyle w:val="Heading2"/>
         <w:keepNext/>
       </w:pPr>
-      <w:bookmarkStart w:id="100022" w:name="_Toc100022"/>
       <w:r>
         <w:rPr>
           <w:rFonts w:ascii="Times New Roman" w:eastAsia="SimHei"/>
@@ -5108,7 +3343,6 @@
         </w:rPr>
         <w:t xml:space="preserve">4.3 权限系统设计</w:t>
       </w:r>
-      <w:bookmarkEnd w:id="100022"/>
     </w:p>
     <w:p>
       <w:pPr>
@@ -5120,7 +3354,7 @@
         <w:rPr>
           <w:rFonts w:ascii="Times New Roman" w:eastAsia="SimSun"/>
         </w:rPr>
-        <w:t xml:space="preserve">权限系统是群组通信平台的核心难点。本系统借鉴 Discord 的权限模型[3]，在 RBAC 思想[2]基础上设计如下四层机制：</w:t>
+        <w:t xml:space="preserve">权限系统是群组通信平台的核心难点。本系统参考业界通行的“角色位掩码 + 频道覆盖”权限模型[3]，在 RBAC 思想[2]基础上设计如下四层机制：</w:t>
       </w:r>
     </w:p>
     <w:p>
@@ -5204,7 +3438,7 @@
         <w:rPr>
           <w:rFonts w:ascii="Times New Roman" w:eastAsia="SimSun"/>
         </w:rPr>
-        <w:t xml:space="preserve"> 查询某用户在指定频道上的有效权限时，判定流程如图 4-3 所示：以 @everyone 权限为基线 → 叠加该用户所有角色的权限 → 若存在针对该用户所在角色的频道覆盖，则按覆盖三元组逻辑（先应用 deny 位，再应用 allow 位）修正 → 若存在针对该用户本人的频道覆盖，同理再次修正，最终结果即该用户的频道有效权限。该算法的时间复杂度为 O(角色数)，与 Discord 官方语义一致。</w:t>
+        <w:t xml:space="preserve"> 查询某用户在指定频道上的有效权限时，判定流程如图 4-3 所示：以 @everyone 权限为基线 → 叠加该用户所有角色的权限 → 若存在针对该用户所在角色的频道覆盖，则按覆盖三元组逻辑（先应用 deny 位，再应用 allow 位）修正 → 若存在针对该用户本人的频道覆盖，同理再次修正，最终结果即该用户的频道有效权限。该算法的时间复杂度为 O(角色数)，与 权限模型的公开规范语义一致。</w:t>
       </w:r>
     </w:p>
     <w:p>
@@ -5286,7 +3520,6 @@
         <w:pStyle w:val="Heading2"/>
         <w:keepNext/>
       </w:pPr>
-      <w:bookmarkStart w:id="100023" w:name="_Toc100023"/>
       <w:r>
         <w:rPr>
           <w:rFonts w:ascii="Times New Roman" w:eastAsia="SimHei"/>
@@ -5297,7 +3530,6 @@
         </w:rPr>
         <w:t xml:space="preserve">4.4 实时通信设计</w:t>
       </w:r>
-      <w:bookmarkEnd w:id="100023"/>
     </w:p>
     <w:p>
       <w:pPr>
@@ -6294,7 +4526,6 @@
         <w:pStyle w:val="Heading2"/>
         <w:keepNext/>
       </w:pPr>
-      <w:bookmarkStart w:id="100024" w:name="_Toc100024"/>
       <w:r>
         <w:rPr>
           <w:rFonts w:ascii="Times New Roman" w:eastAsia="SimHei"/>
@@ -6305,7 +4536,6 @@
         </w:rPr>
         <w:t xml:space="preserve">4.5 音视频系统设计</w:t>
       </w:r>
-      <w:bookmarkEnd w:id="100024"/>
     </w:p>
     <w:p>
       <w:pPr>
@@ -6510,7 +4740,6 @@
         <w:pStyle w:val="Heading2"/>
         <w:keepNext/>
       </w:pPr>
-      <w:bookmarkStart w:id="100025" w:name="_Toc100025"/>
       <w:r>
         <w:rPr>
           <w:rFonts w:ascii="Times New Roman" w:eastAsia="SimHei"/>
@@ -6521,7 +4750,6 @@
         </w:rPr>
         <w:t xml:space="preserve">4.6 安全设计</w:t>
       </w:r>
-      <w:bookmarkEnd w:id="100025"/>
     </w:p>
     <w:p>
       <w:pPr>
@@ -6649,7 +4877,6 @@
         <w:pStyle w:val="Heading2"/>
         <w:keepNext/>
       </w:pPr>
-      <w:bookmarkStart w:id="100026" w:name="_Toc100026"/>
       <w:r>
         <w:rPr>
           <w:rFonts w:ascii="Times New Roman" w:eastAsia="SimHei"/>
@@ -6660,7 +4887,6 @@
         </w:rPr>
         <w:t xml:space="preserve">4.7 部署与工程化设计</w:t>
       </w:r>
-      <w:bookmarkEnd w:id="100026"/>
     </w:p>
     <w:p>
       <w:pPr>
@@ -6694,7 +4920,7 @@
         <w:rPr>
           <w:rFonts w:ascii="Times New Roman" w:eastAsia="SimSun"/>
         </w:rPr>
-        <w:t xml:space="preserve">的方案：以 src/ 树为唯一编辑对象，sync.bat 通过 robocopy 将 src/main/java 与 src/test 增量同步至 server/ 树，仅保留 DiscordApplication.java 等少数必要差异。该机制从根源上避免了“现场修了 bug、容器树仍带旧代码”的经典维护事故。</w:t>
+        <w:t xml:space="preserve">的方案：以 src/ 树为唯一编辑对象，sync.bat 通过 robocopy 将 src/main/java 与 src/test 增量同步至 server/ 树，仅保留 ChorusApplication.java 等少数必要差异。该机制从根源上避免了“现场修了 bug、容器树仍带旧代码”的经典维护事故。</w:t>
       </w:r>
     </w:p>
     <w:p>
@@ -6745,7 +4971,6 @@
         <w:keepNext/>
         <w:pageBreakBefore/>
       </w:pPr>
-      <w:bookmarkStart w:id="100027" w:name="_Toc100027"/>
       <w:r>
         <w:rPr>
           <w:rFonts w:ascii="Times New Roman" w:eastAsia="SimHei"/>
@@ -6756,14 +4981,12 @@
         </w:rPr>
         <w:t xml:space="preserve">第五章 系统实现</w:t>
       </w:r>
-      <w:bookmarkEnd w:id="100027"/>
     </w:p>
     <w:p>
       <w:pPr>
         <w:pStyle w:val="Heading2"/>
         <w:keepNext/>
       </w:pPr>
-      <w:bookmarkStart w:id="100028" w:name="_Toc100028"/>
       <w:r>
         <w:rPr>
           <w:rFonts w:ascii="Times New Roman" w:eastAsia="SimHei"/>
@@ -6774,7 +4997,6 @@
         </w:rPr>
         <w:t xml:space="preserve">5.1 认证与授权实现</w:t>
       </w:r>
-      <w:bookmarkEnd w:id="100028"/>
     </w:p>
     <w:p>
       <w:pPr>
@@ -6933,7 +5155,6 @@
         <w:pStyle w:val="Heading2"/>
         <w:keepNext/>
       </w:pPr>
-      <w:bookmarkStart w:id="100029" w:name="_Toc100029"/>
       <w:r>
         <w:rPr>
           <w:rFonts w:ascii="Times New Roman" w:eastAsia="SimHei"/>
@@ -6944,7 +5165,6 @@
         </w:rPr>
         <w:t xml:space="preserve">5.2 消息系统实现</w:t>
       </w:r>
-      <w:bookmarkEnd w:id="100029"/>
     </w:p>
     <w:p>
       <w:pPr>
@@ -7072,7 +5292,6 @@
         <w:pStyle w:val="Heading2"/>
         <w:keepNext/>
       </w:pPr>
-      <w:bookmarkStart w:id="100030" w:name="_Toc100030"/>
       <w:r>
         <w:rPr>
           <w:rFonts w:ascii="Times New Roman" w:eastAsia="SimHei"/>
@@ -7083,7 +5302,6 @@
         </w:rPr>
         <w:t xml:space="preserve">5.3 实时推送实现</w:t>
       </w:r>
-      <w:bookmarkEnd w:id="100030"/>
     </w:p>
     <w:p>
       <w:pPr>
@@ -7173,7 +5391,6 @@
         <w:pStyle w:val="Heading2"/>
         <w:keepNext/>
       </w:pPr>
-      <w:bookmarkStart w:id="100031" w:name="_Toc100031"/>
       <w:r>
         <w:rPr>
           <w:rFonts w:ascii="Times New Roman" w:eastAsia="SimHei"/>
@@ -7184,7 +5401,6 @@
         </w:rPr>
         <w:t xml:space="preserve">5.4 安全加固实现</w:t>
       </w:r>
-      <w:bookmarkEnd w:id="100031"/>
     </w:p>
     <w:p>
       <w:pPr>
@@ -7390,7 +5606,6 @@
         <w:pStyle w:val="Heading2"/>
         <w:keepNext/>
       </w:pPr>
-      <w:bookmarkStart w:id="100032" w:name="_Toc100032"/>
       <w:r>
         <w:rPr>
           <w:rFonts w:ascii="Times New Roman" w:eastAsia="SimHei"/>
@@ -7401,7 +5616,6 @@
         </w:rPr>
         <w:t xml:space="preserve">5.5 关键细节实现</w:t>
       </w:r>
-      <w:bookmarkEnd w:id="100032"/>
     </w:p>
     <w:p>
       <w:pPr>
@@ -7527,7 +5741,6 @@
         <w:pStyle w:val="Heading2"/>
         <w:keepNext/>
       </w:pPr>
-      <w:bookmarkStart w:id="100033" w:name="_Toc100033"/>
       <w:r>
         <w:rPr>
           <w:rFonts w:ascii="Times New Roman" w:eastAsia="SimHei"/>
@@ -7538,7 +5751,6 @@
         </w:rPr>
         <w:t xml:space="preserve">5.6 前端实现</w:t>
       </w:r>
-      <w:bookmarkEnd w:id="100033"/>
     </w:p>
     <w:p>
       <w:pPr>
@@ -7666,7 +5878,6 @@
         <w:pStyle w:val="Heading2"/>
         <w:keepNext/>
       </w:pPr>
-      <w:bookmarkStart w:id="100034" w:name="_Toc100034"/>
       <w:r>
         <w:rPr>
           <w:rFonts w:ascii="Times New Roman" w:eastAsia="SimHei"/>
@@ -7677,7 +5888,6 @@
         </w:rPr>
         <w:t xml:space="preserve">5.7 典型业务时序</w:t>
       </w:r>
-      <w:bookmarkEnd w:id="100034"/>
     </w:p>
     <w:p>
       <w:pPr>
@@ -7847,7 +6057,6 @@
         <w:pStyle w:val="Heading2"/>
         <w:keepNext/>
       </w:pPr>
-      <w:bookmarkStart w:id="100035" w:name="_Toc100035"/>
       <w:r>
         <w:rPr>
           <w:rFonts w:ascii="Times New Roman" w:eastAsia="SimHei"/>
@@ -7858,7 +6067,6 @@
         </w:rPr>
         <w:t xml:space="preserve">5.8 系统运行效果展示</w:t>
       </w:r>
-      <w:bookmarkEnd w:id="100035"/>
     </w:p>
     <w:p>
       <w:pPr>
@@ -7870,7 +6078,7 @@
         <w:rPr>
           <w:rFonts w:ascii="Times New Roman" w:eastAsia="SimSun"/>
         </w:rPr>
-        <w:t xml:space="preserve">系统在本地环境完成部署后，对核心业务流程进行了实际运行验证。整体界面采用 Discord 风格的暗色主题，布局自左向右依次为服务器导航栏、频道列表、消息主区与成员列表，如图 5-2 至图 5-6 所示。</w:t>
+        <w:t xml:space="preserve">系统在本地环境完成部署后，对核心业务流程进行了实际运行验证。整体界面采用暗色主题，布局自左向右依次为服务器导航栏、频道列表、消息主区与成员列表，如图 5-2 至图 5-6 所示。</w:t>
       </w:r>
     </w:p>
     <w:p>
@@ -8336,7 +6544,6 @@
         <w:keepNext/>
         <w:pageBreakBefore/>
       </w:pPr>
-      <w:bookmarkStart w:id="100036" w:name="_Toc100036"/>
       <w:r>
         <w:rPr>
           <w:rFonts w:ascii="Times New Roman" w:eastAsia="SimHei"/>
@@ -8347,14 +6554,12 @@
         </w:rPr>
         <w:t xml:space="preserve">第六章 系统测试</w:t>
       </w:r>
-      <w:bookmarkEnd w:id="100036"/>
     </w:p>
     <w:p>
       <w:pPr>
         <w:pStyle w:val="Heading2"/>
         <w:keepNext/>
       </w:pPr>
-      <w:bookmarkStart w:id="100037" w:name="_Toc100037"/>
       <w:r>
         <w:rPr>
           <w:rFonts w:ascii="Times New Roman" w:eastAsia="SimHei"/>
@@ -8365,7 +6570,6 @@
         </w:rPr>
         <w:t xml:space="preserve">6.1 测试环境与策略</w:t>
       </w:r>
-      <w:bookmarkEnd w:id="100037"/>
     </w:p>
     <w:p>
       <w:pPr>
@@ -8398,7 +6602,6 @@
         <w:pStyle w:val="Heading2"/>
         <w:keepNext/>
       </w:pPr>
-      <w:bookmarkStart w:id="100038" w:name="_Toc100038"/>
       <w:r>
         <w:rPr>
           <w:rFonts w:ascii="Times New Roman" w:eastAsia="SimHei"/>
@@ -8409,7 +6612,6 @@
         </w:rPr>
         <w:t xml:space="preserve">6.2 功能测试结果</w:t>
       </w:r>
-      <w:bookmarkEnd w:id="100038"/>
     </w:p>
     <w:p>
       <w:pPr>
@@ -9282,7 +7484,6 @@
         <w:pStyle w:val="Heading2"/>
         <w:keepNext/>
       </w:pPr>
-      <w:bookmarkStart w:id="100039" w:name="_Toc100039"/>
       <w:r>
         <w:rPr>
           <w:rFonts w:ascii="Times New Roman" w:eastAsia="SimHei"/>
@@ -9293,7 +7494,6 @@
         </w:rPr>
         <w:t xml:space="preserve">6.3 安全回归测试</w:t>
       </w:r>
-      <w:bookmarkEnd w:id="100039"/>
     </w:p>
     <w:p>
       <w:pPr>
@@ -9459,7 +7659,6 @@
         <w:pStyle w:val="Heading2"/>
         <w:keepNext/>
       </w:pPr>
-      <w:bookmarkStart w:id="100040" w:name="_Toc100040"/>
       <w:r>
         <w:rPr>
           <w:rFonts w:ascii="Times New Roman" w:eastAsia="SimHei"/>
@@ -9470,7 +7669,6 @@
         </w:rPr>
         <w:t xml:space="preserve">6.4 性能与可维护性验证</w:t>
       </w:r>
-      <w:bookmarkEnd w:id="100040"/>
     </w:p>
     <w:p>
       <w:pPr>
@@ -10955,7 +9153,6 @@
         <w:pStyle w:val="Heading2"/>
         <w:keepNext/>
       </w:pPr>
-      <w:bookmarkStart w:id="100041" w:name="_Toc100041"/>
       <w:r>
         <w:rPr>
           <w:rFonts w:ascii="Times New Roman" w:eastAsia="SimHei"/>
@@ -10966,7 +9163,6 @@
         </w:rPr>
         <w:t xml:space="preserve">6.5 测试用例汇总</w:t>
       </w:r>
-      <w:bookmarkEnd w:id="100041"/>
     </w:p>
     <w:p>
       <w:pPr>
@@ -12168,7 +10364,6 @@
         <w:pStyle w:val="Heading2"/>
         <w:keepNext/>
       </w:pPr>
-      <w:bookmarkStart w:id="100042" w:name="_Toc100042"/>
       <w:r>
         <w:rPr>
           <w:rFonts w:ascii="Times New Roman" w:eastAsia="SimHei"/>
@@ -12179,7 +10374,6 @@
         </w:rPr>
         <w:t xml:space="preserve">6.6 测试结论</w:t>
       </w:r>
-      <w:bookmarkEnd w:id="100042"/>
     </w:p>
     <w:p>
       <w:pPr>
@@ -12200,7 +10394,6 @@
         <w:keepNext/>
         <w:pageBreakBefore/>
       </w:pPr>
-      <w:bookmarkStart w:id="100043" w:name="_Toc100043"/>
       <w:r>
         <w:rPr>
           <w:rFonts w:ascii="Times New Roman" w:eastAsia="SimHei"/>
@@ -12211,14 +10404,12 @@
         </w:rPr>
         <w:t xml:space="preserve">第七章 总结与展望</w:t>
       </w:r>
-      <w:bookmarkEnd w:id="100043"/>
     </w:p>
     <w:p>
       <w:pPr>
         <w:pStyle w:val="Heading2"/>
         <w:keepNext/>
       </w:pPr>
-      <w:bookmarkStart w:id="100044" w:name="_Toc100044"/>
       <w:r>
         <w:rPr>
           <w:rFonts w:ascii="Times New Roman" w:eastAsia="SimHei"/>
@@ -12229,7 +10420,6 @@
         </w:rPr>
         <w:t xml:space="preserve">7.1 工作总结</w:t>
       </w:r>
-      <w:bookmarkEnd w:id="100044"/>
     </w:p>
     <w:p>
       <w:pPr>
@@ -12346,7 +10536,6 @@
         <w:pStyle w:val="Heading2"/>
         <w:keepNext/>
       </w:pPr>
-      <w:bookmarkStart w:id="100045" w:name="_Toc100045"/>
       <w:r>
         <w:rPr>
           <w:rFonts w:ascii="Times New Roman" w:eastAsia="SimHei"/>
@@ -12357,7 +10546,6 @@
         </w:rPr>
         <w:t xml:space="preserve">7.2 不足与展望</w:t>
       </w:r>
-      <w:bookmarkEnd w:id="100045"/>
     </w:p>
     <w:p>
       <w:pPr>
@@ -12538,7 +10726,6 @@
         <w:pStyle w:val="Heading1"/>
         <w:pageBreakBefore/>
       </w:pPr>
-      <w:bookmarkStart w:id="100046" w:name="_Toc100046"/>
       <w:r>
         <w:rPr>
           <w:rFonts w:ascii="Times New Roman" w:eastAsia="SimHei"/>
@@ -12549,7 +10736,6 @@
         </w:rPr>
         <w:t xml:space="preserve">参考文献</w:t>
       </w:r>
-      <w:bookmarkEnd w:id="100046"/>
     </w:p>
     <w:p>
       <w:pPr>
@@ -12824,7 +11010,6 @@
         <w:pStyle w:val="Heading1"/>
         <w:pageBreakBefore/>
       </w:pPr>
-      <w:bookmarkStart w:id="100047" w:name="_Toc100047"/>
       <w:r>
         <w:rPr>
           <w:rFonts w:ascii="Times New Roman" w:eastAsia="SimHei"/>
@@ -12835,7 +11020,6 @@
         </w:rPr>
         <w:t xml:space="preserve">致　谢</w:t>
       </w:r>
-      <w:bookmarkEnd w:id="100047"/>
     </w:p>
     <w:p>
       <w:pPr>
@@ -13378,7 +11562,6 @@
     <w:pPr>
       <w:spacing w:after="360" w:before="480" w:line="360"/>
       <w:jc w:val="center"/>
-      <w:outlineLvl w:val="0"/>
     </w:pPr>
     <w:rPr>
       <w:rFonts w:ascii="Times New Roman" w:eastAsia="SimHei"/>
@@ -13396,7 +11579,6 @@
     <w:qFormat/>
     <w:pPr>
       <w:spacing w:after="240" w:before="360" w:line="360"/>
-      <w:outlineLvl w:val="1"/>
     </w:pPr>
     <w:rPr>
       <w:rFonts w:ascii="Times New Roman" w:eastAsia="SimHei"/>
@@ -13414,7 +11596,6 @@
     <w:qFormat/>
     <w:pPr>
       <w:spacing w:after="120" w:before="240" w:line="360"/>
-      <w:outlineLvl w:val="2"/>
     </w:pPr>
     <w:rPr>
       <w:rFonts w:ascii="Times New Roman" w:eastAsia="SimHei"/>
@@ -13426,9 +11607,6 @@
     </w:rPr>
   </w:style>
   <w:style w:type="paragraph" w:styleId="Heading4">
-    <w:pPr>
-      <w:outlineLvl w:val="3"/>
-    </w:pPr>
     <w:name w:val="Heading 4"/>
     <w:basedOn w:val="Normal"/>
     <w:next w:val="Normal"/>
@@ -13440,9 +11618,6 @@
     </w:rPr>
   </w:style>
   <w:style w:type="paragraph" w:styleId="Heading5">
-    <w:pPr>
-      <w:outlineLvl w:val="4"/>
-    </w:pPr>
     <w:name w:val="Heading 5"/>
     <w:basedOn w:val="Normal"/>
     <w:next w:val="Normal"/>
@@ -13452,9 +11627,6 @@
     </w:rPr>
   </w:style>
   <w:style w:type="paragraph" w:styleId="Heading6">
-    <w:pPr>
-      <w:outlineLvl w:val="5"/>
-    </w:pPr>
     <w:name w:val="Heading 6"/>
     <w:basedOn w:val="Normal"/>
     <w:next w:val="Normal"/>
@@ -13562,44 +11734,5 @@
       <w:szCs w:val="20"/>
     </w:rPr>
   </w:style>
-  <w:style xmlns:w="http://schemas.openxmlformats.org/wordprocessingml/2006/main" w:type="paragraph" w:styleId="9">
-    <w:name w:val="toc 1"/>
-    <w:basedOn w:val="Normal"/>
-    <w:uiPriority w:val="39"/>
-    <w:pPr>
-      <w:tabs>
-        <w:tab w:val="right" w:leader="dot" w:pos="9026"/>
-      </w:tabs>
-      <w:spacing w:before="120" w:after="60"/>
-    </w:pPr>
-    <w:rPr>
-      <w:b/>
-      <w:bCs/>
-    </w:rPr>
-  </w:style>
-  <w:style xmlns:w="http://schemas.openxmlformats.org/wordprocessingml/2006/main" w:type="paragraph" w:styleId="11">
-    <w:name w:val="toc 2"/>
-    <w:basedOn w:val="Normal"/>
-    <w:uiPriority w:val="39"/>
-    <w:pPr>
-      <w:tabs>
-        <w:tab w:val="right" w:leader="dot" w:pos="9026"/>
-      </w:tabs>
-      <w:ind w:left="360"/>
-      <w:spacing w:before="60" w:after="40"/>
-    </w:pPr>
-  </w:style>
-  <w:style xmlns:w="http://schemas.openxmlformats.org/wordprocessingml/2006/main" w:type="paragraph" w:styleId="12">
-    <w:name w:val="toc 3"/>
-    <w:basedOn w:val="Normal"/>
-    <w:uiPriority w:val="39"/>
-    <w:pPr>
-      <w:tabs>
-        <w:tab w:val="right" w:leader="dot" w:pos="9026"/>
-      </w:tabs>
-      <w:ind w:left="720"/>
-      <w:spacing w:before="40" w:after="20"/>
-    </w:pPr>
-  </w:style>
 </w:styles>
 </file>
--- a/docs/毕业论文.docx
+++ b/docs/毕业论文.docx
@@ -45,7 +45,7 @@
           <w:sz w:val="36"/>
           <w:szCs w:val="36"/>
         </w:rPr>
-        <w:t xml:space="preserve">基于 Spring Boot 与 React 的类 Discord</w:t>
+        <w:t xml:space="preserve">基于 Spring Boot 与 React 的</w:t>
       </w:r>
     </w:p>
     <w:p>
@@ -61,7 +61,7 @@
           <w:sz w:val="36"/>
           <w:szCs w:val="36"/>
         </w:rPr>
-        <w:t xml:space="preserve">实时通信平台的设计与实现</w:t>
+        <w:t xml:space="preserve">智能音视频实时通讯平台的设计与实现</w:t>
       </w:r>
     </w:p>
     <w:p>
@@ -77,7 +77,7 @@
           <w:sz w:val="26"/>
           <w:szCs w:val="26"/>
         </w:rPr>
-        <w:t xml:space="preserve">Design and Implementation of a Discord-like Real-time Communication Platform Based on Spring Boot and React</w:t>
+        <w:t xml:space="preserve">Design and Implementation of an Intelligent Audio/Video Real-time Communication Platform Based on Spring Boot and React</w:t>
       </w:r>
     </w:p>
     <w:tbl>
@@ -493,7 +493,7 @@
         <w:rPr>
           <w:rFonts w:ascii="Times New Roman" w:eastAsia="SimSun"/>
         </w:rPr>
-        <w:t xml:space="preserve">随着互联网社区规模不断扩大，人们对跨平台实时沟通工具的需求日益增长。Discord 作为全球流行的社区沟通平台，其核心功能涵盖文字聊天、语音通话、群组权限管理、好友系统与私信等，具有较高的工程复杂度与学习价值。本文设计并实现了一个类 Discord 的实时通信平台，后端采用 Spring Boot 3.2 框架，结合 Spring Security 实现基于 JWT 的无状态认证，通过自研 64 位权限引擎完成细粒度的群组与频道权限控制；前端采用 React 18 + TypeScript + Vite 构建单页应用，基于 WebSocket 实现消息、状态与语音的实时推送。系统实现了账号注册登录、邮箱验证、两步验证、好友关系、群组与频道管理、消息增删改查与搜索、表情回应、邀请与封禁、审计日志、文件附件上传、实时语音中继与音视频通话（摄像头/屏幕共享）等功能。针对实际工程中常见的越权访问、接口枚举、文件伪造、搜索注入等安全问题，本文进行了系统的安全加固，并建立了覆盖后端与前端共 68 个自动化测试用例的回归测试体系。测试结果表明，系统功能完整、权限校验严格、运行稳定，达到了预期的设计目标。</w:t>
+        <w:t xml:space="preserve">随着互联网社区规模不断扩大，人们对跨平台实时沟通工具的需求日益增长。Discord 作为全球流行的社区沟通平台，其核心功能涵盖文字聊天、语音通话、群组权限管理、好友系统与私信等，具有较高的工程复杂度与学习价值。本文设计并实现了一个智能音视频实时通信平台，后端采用 Spring Boot 3.2 框架，结合 Spring Security 实现基于 JWT 的无状态认证，通过自研 64 位权限引擎完成细粒度的群组与频道权限控制；前端采用 React 18 + TypeScript + Vite 构建单页应用，基于 WebSocket 实现消息、状态与语音的实时推送。系统实现了账号注册登录、邮箱验证、两步验证、好友关系、群组与频道管理、消息增删改查与搜索、表情回应、邀请与封禁、审计日志、文件附件上传、实时语音中继与音视频通话（摄像头/屏幕共享）等功能。针对实际工程中常见的越权访问、接口枚举、文件伪造、搜索注入等安全问题，本文进行了系统的安全加固，并建立了覆盖后端与前端共 68 个自动化测试用例的回归测试体系。测试结果表明，系统功能完整、权限校验严格、运行稳定，达到了预期的设计目标。</w:t>
       </w:r>
     </w:p>
     <w:p>
@@ -553,7 +553,7 @@
         <w:rPr>
           <w:rFonts w:ascii="Times New Roman" w:eastAsia="SimSun"/>
         </w:rPr>
-        <w:t xml:space="preserve">With the continuous expansion of Internet communities, the demand for cross-platform real-time communication tools has been growing rapidly. Discord, one of the most popular community communication platforms, integrates text chat, voice channels, group permission management, friend relationships, and direct messaging, which makes it a representative subject of high engineering complexity and learning value. This thesis designs and implements a Discord-like real-time communication platform. The back end is built on Spring Boot 3.2 and Spring Security, adopting stateless authentication based on JSON Web Token (JWT), together with a self-developed 64-bit permission engine that provides fine-grained access control over guilds and channels. The front end is a single-page application developed with React 18, TypeScript, and Vite, which receives real-time pushes of messages, presence states, and voice events over WebSocket. The system implements account registration and login, e-mail verification, two-factor authentication, friend relationships, guild and channel management, message CRUD and search, emoji reactions, invites and bans, audit logging, file attachment upload, and real-time voice relaying. To address security problems frequently observed in practical engineering, such as unauthorized access, data enumeration, file forgery, and search injection, a systematic security hardening was performed, and a regression test suite consisting of 63 automated test cases covering both the back end and the front end was established. Test results show that the system is functionally complete, strictly authorized, and stably operating, achieving the expected design goals.</w:t>
+        <w:t xml:space="preserve">With the continuous expansion of Internet communities, the demand for cross-platform real-time communication tools has been growing rapidly. Discord, one of the most popular community communication platforms, integrates text chat, voice channels, group permission management, friend relationships, and direct messaging, which makes it a representative subject of high engineering complexity and learning value. This thesis designs and implements an intelligent audio/video real-time communication platform. The back end is built on Spring Boot 3.2 and Spring Security, adopting stateless authentication based on JSON Web Token (JWT), together with a self-developed 64-bit permission engine that provides fine-grained access control over guilds and channels. The front end is a single-page application developed with React 18, TypeScript, and Vite, which receives real-time pushes of messages, presence states, and voice events over WebSocket. The system implements account registration and login, e-mail verification, two-factor authentication, friend relationships, guild and channel management, message CRUD and search, emoji reactions, invites and bans, audit logging, file attachment upload, and real-time voice relaying. To address security problems frequently observed in practical engineering, such as unauthorized access, data enumeration, file forgery, and search injection, a systematic security hardening was performed, and a regression test suite consisting of 68 automated test cases covering both the back end and the front end was established. Test results show that the system is functionally complete, strictly authorized, and stably operating, achieving the expected design goals.</w:t>
       </w:r>
     </w:p>
     <w:p>
@@ -751,7 +751,7 @@
         <w:rPr>
           <w:rFonts w:ascii="Times New Roman" w:eastAsia="SimSun"/>
         </w:rPr>
-        <w:t xml:space="preserve">Discord 是这一领域的标杆产品，自 2015 年上线以来已拥有数亿月活跃用户。其技术栈极具代表性：后端使用 Elixir/Erlang 构建高性能实时网关[1]，前端为 Electron 桌面应用，语音使用 WebRTC 与自研 Opus 编解码。复刻其核心功能不仅有助于深入理解实时系统的底层原理，也能系统性地训练后端权限建模、WebSocket 长连接管理、前端状态管理等工程能力。</w:t>
+        <w:t xml:space="preserve">Discord 是这一领域的标杆产品，自 2015 年上线以来已拥有数亿月活跃用户。其技术栈极具代表性：后端使用 Elixir/Erlang 构建高性能实时网关[1]，前端为 Electron 桌面应用，语音使用 WebRTC 与自研 Opus 编解码。围绕其公开的核心能力进行工程实现，不仅有助于深入理解实时系统的底层原理，也能系统性地训练后端权限建模、WebSocket 长连接管理、前端状态管理等工程能力。</w:t>
       </w:r>
     </w:p>
     <w:p>
@@ -780,7 +780,7 @@
         <w:rPr>
           <w:rFonts w:ascii="Times New Roman" w:eastAsia="SimSun"/>
         </w:rPr>
-        <w:t xml:space="preserve">本文以学习为目的，从零构建了一个功能较为完整的类 Discord 实时通信平台。选取该方向开展研究与实践，具有以下三方面意义：</w:t>
+        <w:t xml:space="preserve">本文以学习为目的，从零构建了一个功能较为完整的智能音视频实时通信平台。选取该方向开展研究与实践，具有以下三方面意义：</w:t>
       </w:r>
     </w:p>
     <w:p>
@@ -1369,7 +1369,7 @@
         <w:rPr>
           <w:rFonts w:ascii="Times New Roman" w:eastAsia="SimSun"/>
         </w:rPr>
-        <w:t xml:space="preserve">通过对 Discord 核心功能的梳理，本系统归纳出如表 3-1 所示的功能需求。</w:t>
+        <w:t xml:space="preserve">通过对同类社区平台核心功能的梳理，本系统归纳出如表 3-1 所示的功能需求。</w:t>
       </w:r>
     </w:p>
     <w:p>
@@ -10385,7 +10385,7 @@
         <w:rPr>
           <w:rFonts w:ascii="Times New Roman" w:eastAsia="SimSun"/>
         </w:rPr>
-        <w:t xml:space="preserve">综合上述测试结果可以得出：其一，系统 11 个功能域的核心链路均按预期工作，消息、权限、语音等高频路径在真实 HTTP 语义下验证通过；其二，安全回归防线将越权访问、数据枚举、文件伪造、搜索注入等 9 类已修复缺陷固化为可重复执行的自动化断言，杜绝同类问题在后续迭代中复发；其三，全部 63 个用例在本地与持续集成环境中均可稳定重复通过，表明系统具备可持续演进的工程质量基线，达到了第 3.2 节提出的功能与安全需求目标。</w:t>
+        <w:t xml:space="preserve">综合上述测试结果可以得出：其一，系统 11 个功能域的核心链路均按预期工作，消息、权限、语音等高频路径在真实 HTTP 语义下验证通过；其二，安全回归防线将越权访问、数据枚举、文件伪造、搜索注入等 9 类已修复缺陷固化为可重复执行的自动化断言，杜绝同类问题在后续迭代中复发；其三，全部 68 个用例在本地与持续集成环境中均可稳定重复通过，表明系统具备可持续演进的工程质量基线，达到了第 3.2 节提出的功能与安全需求目标。</w:t>
       </w:r>
     </w:p>
     <w:p>
@@ -10431,7 +10431,7 @@
         <w:rPr>
           <w:rFonts w:ascii="Times New Roman" w:eastAsia="SimSun"/>
         </w:rPr>
-        <w:t xml:space="preserve">本文围绕“类 Discord 实时通信平台”的设计与实现，完成了从需求分析、系统设计、编码实现到安全加固、测试验证的完整工程闭环。主要成果可归纳为以下四个方面：</w:t>
+        <w:t xml:space="preserve">本文围绕“智能音视频实时通信平台”的设计与实现，完成了从需求分析、系统设计、编码实现到安全加固、测试验证的完整工程闭环。主要成果可归纳为以下四个方面：</w:t>
       </w:r>
     </w:p>
     <w:p>
@@ -10452,7 +10452,7 @@
         <w:rPr>
           <w:rFonts w:ascii="Times New Roman" w:eastAsia="SimSun"/>
         </w:rPr>
-        <w:t xml:space="preserve"> 系统覆盖了 Discord 的核心功能集：JWT 无状态认证、邮箱验证与两步验证、好友与私信、群组与频道管理、64 位权限引擎、消息全文搜索与表情回应、附件上传、实时语音中继、审计日志等，功能完整度达到可演示、可交付的水准。</w:t>
+        <w:t xml:space="preserve"> 系统覆盖了同类社区平台的核心功能集：JWT 无状态认证、邮箱验证与两步验证、好友与私信、群组与频道管理、64 位权限引擎、消息全文搜索与表情回应、附件上传、实时语音中继、审计日志等，功能完整度达到可演示、可交付的水准。</w:t>
       </w:r>
     </w:p>
     <w:p>
@@ -10473,7 +10473,7 @@
         <w:rPr>
           <w:rFonts w:ascii="Times New Roman" w:eastAsia="SimSun"/>
         </w:rPr>
-        <w:t xml:space="preserve"> 借鉴 Discord 的“角色位掩码 + 频道覆盖”模型，在 Java 体系中实现了与官方语义一致的权限判定算法，并通过 ChannelAccessService 将授权逻辑集中化，从架构层面杜绝了授权遗漏。</w:t>
+        <w:t xml:space="preserve"> 借鉴业界通行的“角色位掩码 + 频道覆盖”模型，在 Java 体系中实现了与公开规范语义一致的权限判定算法，并通过 ChannelAccessService 将授权逻辑集中化，从架构层面杜绝了授权遗漏。</w:t>
       </w:r>
     </w:p>
     <w:p>
@@ -11316,7 +11316,7 @@
         <w:sz w:val="18"/>
         <w:szCs w:val="18"/>
       </w:rPr>
-      <w:t xml:space="preserve">基于 Spring Boot 与 React 的类 Discord 实时通信平台的设计与实现</w:t>
+      <w:t xml:space="preserve">基于 Spring Boot 与 React 的智能音视频实时通讯平台的设计与实现</w:t>
     </w:r>
   </w:p>
 </w:hdr>
@@ -11338,7 +11338,7 @@
         <w:sz w:val="18"/>
         <w:szCs w:val="18"/>
       </w:rPr>
-      <w:t xml:space="preserve">基于 Spring Boot 与 React 的类 Discord 实时通信平台的设计与实现</w:t>
+      <w:t xml:space="preserve">基于 Spring Boot 与 React 的智能音视频实时通讯平台的设计与实现</w:t>
     </w:r>
   </w:p>
 </w:hdr>
@@ -11360,7 +11360,7 @@
         <w:sz w:val="18"/>
         <w:szCs w:val="18"/>
       </w:rPr>
-      <w:t xml:space="preserve">基于 Spring Boot 与 React 的类 Discord 实时通信平台的设计与实现</w:t>
+      <w:t xml:space="preserve">基于 Spring Boot 与 React 的智能音视频实时通讯平台的设计与实现</w:t>
     </w:r>
   </w:p>
 </w:hdr>
@@ -11382,7 +11382,7 @@
         <w:sz w:val="18"/>
         <w:szCs w:val="18"/>
       </w:rPr>
-      <w:t xml:space="preserve">基于 Spring Boot 与 React 的类 Discord 实时通信平台的设计与实现</w:t>
+      <w:t xml:space="preserve">基于 Spring Boot 与 React 的智能音视频实时通讯平台的设计与实现</w:t>
     </w:r>
   </w:p>
 </w:hdr>
@@ -11404,7 +11404,7 @@
         <w:sz w:val="18"/>
         <w:szCs w:val="18"/>
       </w:rPr>
-      <w:t xml:space="preserve">基于 Spring Boot 与 React 的类 Discord 实时通信平台的设计与实现</w:t>
+      <w:t xml:space="preserve">基于 Spring Boot 与 React 的智能音视频实时通讯平台的设计与实现</w:t>
     </w:r>
   </w:p>
 </w:hdr>
@@ -11426,7 +11426,7 @@
         <w:sz w:val="18"/>
         <w:szCs w:val="18"/>
       </w:rPr>
-      <w:t xml:space="preserve">基于 Spring Boot 与 React 的类 Discord 实时通信平台的设计与实现</w:t>
+      <w:t xml:space="preserve">基于 Spring Boot 与 React 的智能音视频实时通讯平台的设计与实现</w:t>
     </w:r>
   </w:p>
 </w:hdr>

--- a/docs/毕业论文.docx
+++ b/docs/毕业论文.docx
@@ -2566,7 +2566,7 @@
       <w:r>
         <w:drawing>
           <wp:inline distT="0" distB="0" distL="0" distR="0">
-            <wp:extent cx="2781300" cy="7239000"/>
+            <wp:extent cx="2562225" cy="7239000"/>
             <wp:effectExtent t="0" r="0" b="0" l="0"/>
             <wp:docPr id="1" name="" descr="" title=""/>
             <wp:cNvGraphicFramePr>
@@ -2591,7 +2591,7 @@
                   <pic:spPr bwMode="auto">
                     <a:xfrm>
                       <a:off x="0" y="0"/>
-                      <a:ext cx="2781300" cy="7239000"/>
+                      <a:ext cx="2562225" cy="7239000"/>
                     </a:xfrm>
                     <a:prstGeom prst="rect">
                       <a:avLst/>
@@ -2809,7 +2809,7 @@
       <w:r>
         <w:drawing>
           <wp:inline distT="0" distB="0" distL="0" distR="0">
-            <wp:extent cx="5524500" cy="4600575"/>
+            <wp:extent cx="5524500" cy="3695700"/>
             <wp:effectExtent t="0" r="0" b="0" l="0"/>
             <wp:docPr id="1" name="" descr="" title=""/>
             <wp:cNvGraphicFramePr>
@@ -2834,7 +2834,7 @@
                   <pic:spPr bwMode="auto">
                     <a:xfrm>
                       <a:off x="0" y="0"/>
-                      <a:ext cx="5524500" cy="4600575"/>
+                      <a:ext cx="5524500" cy="3695700"/>
                     </a:xfrm>
                     <a:prstGeom prst="rect">
                       <a:avLst/>
@@ -2912,7 +2912,7 @@
       <w:r>
         <w:drawing>
           <wp:inline distT="0" distB="0" distL="0" distR="0">
-            <wp:extent cx="4629150" cy="7239000"/>
+            <wp:extent cx="5524500" cy="4038600"/>
             <wp:effectExtent t="0" r="0" b="0" l="0"/>
             <wp:docPr id="1" name="" descr="" title=""/>
             <wp:cNvGraphicFramePr>
@@ -2937,7 +2937,7 @@
                   <pic:spPr bwMode="auto">
                     <a:xfrm>
                       <a:off x="0" y="0"/>
-                      <a:ext cx="4629150" cy="7239000"/>
+                      <a:ext cx="5524500" cy="4038600"/>
                     </a:xfrm>
                     <a:prstGeom prst="rect">
                       <a:avLst/>
@@ -3450,7 +3450,7 @@
       <w:r>
         <w:drawing>
           <wp:inline distT="0" distB="0" distL="0" distR="0">
-            <wp:extent cx="2619375" cy="7200900"/>
+            <wp:extent cx="4038600" cy="7239000"/>
             <wp:effectExtent t="0" r="0" b="0" l="0"/>
             <wp:docPr id="1" name="" descr="" title=""/>
             <wp:cNvGraphicFramePr>
@@ -3475,7 +3475,7 @@
                   <pic:spPr bwMode="auto">
                     <a:xfrm>
                       <a:off x="0" y="0"/>
-                      <a:ext cx="2619375" cy="7200900"/>
+                      <a:ext cx="4038600" cy="7239000"/>
                     </a:xfrm>
                     <a:prstGeom prst="rect">
                       <a:avLst/>
@@ -4427,7 +4427,7 @@
       <w:r>
         <w:drawing>
           <wp:inline distT="0" distB="0" distL="0" distR="0">
-            <wp:extent cx="4457700" cy="6286500"/>
+            <wp:extent cx="5524500" cy="4124325"/>
             <wp:effectExtent t="0" r="0" b="0" l="0"/>
             <wp:docPr id="1" name="" descr="" title=""/>
             <wp:cNvGraphicFramePr>
@@ -4452,7 +4452,7 @@
                   <pic:spPr bwMode="auto">
                     <a:xfrm>
                       <a:off x="0" y="0"/>
-                      <a:ext cx="4457700" cy="6286500"/>
+                      <a:ext cx="5524500" cy="4124325"/>
                     </a:xfrm>
                     <a:prstGeom prst="rect">
                       <a:avLst/>
@@ -4559,7 +4559,7 @@
       <w:r>
         <w:drawing>
           <wp:inline distT="0" distB="0" distL="0" distR="0">
-            <wp:extent cx="3781425" cy="6657975"/>
+            <wp:extent cx="5524500" cy="4962525"/>
             <wp:effectExtent t="0" r="0" b="0" l="0"/>
             <wp:docPr id="1" name="" descr="" title=""/>
             <wp:cNvGraphicFramePr>
@@ -4584,7 +4584,7 @@
                   <pic:spPr bwMode="auto">
                     <a:xfrm>
                       <a:off x="0" y="0"/>
-                      <a:ext cx="3781425" cy="6657975"/>
+                      <a:ext cx="5524500" cy="4962525"/>
                     </a:xfrm>
                     <a:prstGeom prst="rect">
                       <a:avLst/>
@@ -5987,7 +5987,7 @@
       <w:r>
         <w:drawing>
           <wp:inline distT="0" distB="0" distL="0" distR="0">
-            <wp:extent cx="5524500" cy="3629025"/>
+            <wp:extent cx="5524500" cy="2228850"/>
             <wp:effectExtent t="0" r="0" b="0" l="0"/>
             <wp:docPr id="1" name="" descr="" title=""/>
             <wp:cNvGraphicFramePr>
@@ -6012,7 +6012,7 @@
                   <pic:spPr bwMode="auto">
                     <a:xfrm>
                       <a:off x="0" y="0"/>
-                      <a:ext cx="5524500" cy="3629025"/>
+                      <a:ext cx="5524500" cy="2228850"/>
                     </a:xfrm>
                     <a:prstGeom prst="rect">
                       <a:avLst/>

--- a/docs/毕业论文.docx
+++ b/docs/毕业论文.docx
@@ -2912,7 +2912,7 @@
       <w:r>
         <w:drawing>
           <wp:inline distT="0" distB="0" distL="0" distR="0">
-            <wp:extent cx="5524500" cy="4038600"/>
+            <wp:extent cx="5524500" cy="3962400"/>
             <wp:effectExtent t="0" r="0" b="0" l="0"/>
             <wp:docPr id="1" name="" descr="" title=""/>
             <wp:cNvGraphicFramePr>
@@ -2937,7 +2937,7 @@
                   <pic:spPr bwMode="auto">
                     <a:xfrm>
                       <a:off x="0" y="0"/>
-                      <a:ext cx="5524500" cy="4038600"/>
+                      <a:ext cx="5524500" cy="3962400"/>
                     </a:xfrm>
                     <a:prstGeom prst="rect">
                       <a:avLst/>

--- a/docs/毕业论文.docx
+++ b/docs/毕业论文.docx
@@ -493,7 +493,7 @@
         <w:rPr>
           <w:rFonts w:ascii="Times New Roman" w:eastAsia="SimSun"/>
         </w:rPr>
-        <w:t xml:space="preserve">随着互联网社区规模不断扩大，人们对跨平台实时沟通工具的需求日益增长。Discord 作为全球流行的社区沟通平台，其核心功能涵盖文字聊天、语音通话、群组权限管理、好友系统与私信等，具有较高的工程复杂度与学习价值。本文设计并实现了一个智能音视频实时通信平台，后端采用 Spring Boot 3.2 框架，结合 Spring Security 实现基于 JWT 的无状态认证，通过自研 64 位权限引擎完成细粒度的群组与频道权限控制；前端采用 React 18 + TypeScript + Vite 构建单页应用，基于 WebSocket 实现消息、状态与语音的实时推送。系统实现了账号注册登录、邮箱验证、两步验证、好友关系、群组与频道管理、消息增删改查与搜索、表情回应、邀请与封禁、审计日志、文件附件上传、实时语音中继与音视频通话（摄像头/屏幕共享）等功能。针对实际工程中常见的越权访问、接口枚举、文件伪造、搜索注入等安全问题，本文进行了系统的安全加固，并建立了覆盖后端与前端共 68 个自动化测试用例的回归测试体系。测试结果表明，系统功能完整、权限校验严格、运行稳定，达到了预期的设计目标。</w:t>
+        <w:t xml:space="preserve">随着在线社区与远程协作场景的普及，人们对跨平台实时沟通工具的需求日益增长。这类系统普遍面临三个共性难点：消息与在线状态需要在毫秒级内完成分发，群组权限需要精细到频道维度，同时还要在高并发下保持长连接稳定。围绕上述问题，本文独立设计并实现了一个面向社区场景的智能音视频实时通信平台：后端采用 Spring Boot 3.2，结合 Spring Security 实现基于 JWT 的无状态认证，并通过自研 64 位权限引擎完成群组与频道粒度的权限判定；前端采用 React 18 + TypeScript + Vite 构建单页应用，基于 WebSocket 承载消息、在线状态与音视频数据的实时推送。系统实现了账号注册登录、邮箱验证、两步验证、好友关系、群组与频道管理、消息增删改查与搜索、表情回应、邀请与封禁、审计日志、文件附件上传、实时语音中继与音视频通话（摄像头/屏幕共享）等功能。针对实际工程中常见的越权访问、接口枚举、文件伪造、搜索注入等安全问题，本文进行了系统的安全加固，并建立了覆盖前后端共 68 个自动化测试用例的回归测试体系。测试结果表明，系统功能完整、权限校验严格、运行稳定，达到了预期的设计目标。</w:t>
       </w:r>
     </w:p>
     <w:p>
@@ -553,7 +553,7 @@
         <w:rPr>
           <w:rFonts w:ascii="Times New Roman" w:eastAsia="SimSun"/>
         </w:rPr>
-        <w:t xml:space="preserve">With the continuous expansion of Internet communities, the demand for cross-platform real-time communication tools has been growing rapidly. Discord, one of the most popular community communication platforms, integrates text chat, voice channels, group permission management, friend relationships, and direct messaging, which makes it a representative subject of high engineering complexity and learning value. This thesis designs and implements an intelligent audio/video real-time communication platform. The back end is built on Spring Boot 3.2 and Spring Security, adopting stateless authentication based on JSON Web Token (JWT), together with a self-developed 64-bit permission engine that provides fine-grained access control over guilds and channels. The front end is a single-page application developed with React 18, TypeScript, and Vite, which receives real-time pushes of messages, presence states, and voice events over WebSocket. The system implements account registration and login, e-mail verification, two-factor authentication, friend relationships, guild and channel management, message CRUD and search, emoji reactions, invites and bans, audit logging, file attachment upload, and real-time voice relaying. To address security problems frequently observed in practical engineering, such as unauthorized access, data enumeration, file forgery, and search injection, a systematic security hardening was performed, and a regression test suite consisting of 68 automated test cases covering both the back end and the front end was established. Test results show that the system is functionally complete, strictly authorized, and stably operating, achieving the expected design goals.</w:t>
+        <w:t xml:space="preserve">With the growing popularity of online communities and remote collaboration, the demand for cross-platform real-time communication tools keeps increasing. Such systems share three common challenges: messages and presence updates must be delivered within milliseconds, group permissions have to be enforced at channel granularity, and long-lived connections must remain stable under high concurrency. To address these problems, this thesis independently designs and implements an intelligent audio/video real-time communication platform for community scenarios. The back end is built on Spring Boot 3.2 and Spring Security, adopting stateless authentication based on JSON Web Token (JWT), together with a self-developed 64-bit permission engine that provides fine-grained access control over guilds and channels. The front end is a single-page application developed with React 18, TypeScript, and Vite, which receives real-time pushes of messages, presence states, and voice events over WebSocket. The system implements account registration and login, e-mail verification, two-factor authentication, friend relationships, guild and channel management, message CRUD and search, emoji reactions, invites and bans, audit logging, file attachment upload, and real-time voice relaying. To address security problems frequently observed in practical engineering, such as unauthorized access, data enumeration, file forgery, and search injection, a systematic security hardening was performed, and a regression test suite consisting of 68 automated test cases covering both the back end and the front end was established. Test results show that the system is functionally complete, strictly authorized, and stably operating, achieving the expected design goals.</w:t>
       </w:r>
     </w:p>
     <w:p>
@@ -751,7 +751,7 @@
         <w:rPr>
           <w:rFonts w:ascii="Times New Roman" w:eastAsia="SimSun"/>
         </w:rPr>
-        <w:t xml:space="preserve">Discord 是这一领域的标杆产品，自 2015 年上线以来已拥有数亿月活跃用户。其技术栈极具代表性：后端使用 Elixir/Erlang 构建高性能实时网关[1]，前端为 Electron 桌面应用，语音使用 WebRTC 与自研 Opus 编解码。围绕其公开的核心能力进行工程实现，不仅有助于深入理解实时系统的底层原理，也能系统性地训练后端权限建模、WebSocket 长连接管理、前端状态管理等工程能力。</w:t>
+        <w:t xml:space="preserve">Discord 是这一领域的代表性产品，自 2015 年上线以来已拥有数亿月活跃用户，其技术栈与功能形态具有较高的参考价值：后端使用 Elixir/Erlang 构建高性能实时网关[1]，语音基于 WebRTC 与 Opus 编解码，前端为 Electron 桌面应用。以其公开的协议语义与权限模型作为需求参照，独立完成一个同类系统的设计与实现，既有助于深入理解实时系统的底层原理，也能系统性地训练后端权限建模、WebSocket 长连接管理、前端状态管理等工程能力。</w:t>
       </w:r>
     </w:p>
     <w:p>
@@ -2566,7 +2566,7 @@
       <w:r>
         <w:drawing>
           <wp:inline distT="0" distB="0" distL="0" distR="0">
-            <wp:extent cx="2562225" cy="7239000"/>
+            <wp:extent cx="2219325" cy="7239000"/>
             <wp:effectExtent t="0" r="0" b="0" l="0"/>
             <wp:docPr id="1" name="" descr="" title=""/>
             <wp:cNvGraphicFramePr>
@@ -2591,7 +2591,7 @@
                   <pic:spPr bwMode="auto">
                     <a:xfrm>
                       <a:off x="0" y="0"/>
-                      <a:ext cx="2562225" cy="7239000"/>
+                      <a:ext cx="2219325" cy="7239000"/>
                     </a:xfrm>
                     <a:prstGeom prst="rect">
                       <a:avLst/>
@@ -2809,7 +2809,7 @@
       <w:r>
         <w:drawing>
           <wp:inline distT="0" distB="0" distL="0" distR="0">
-            <wp:extent cx="5524500" cy="3695700"/>
+            <wp:extent cx="5524500" cy="4191000"/>
             <wp:effectExtent t="0" r="0" b="0" l="0"/>
             <wp:docPr id="1" name="" descr="" title=""/>
             <wp:cNvGraphicFramePr>
@@ -2834,7 +2834,7 @@
                   <pic:spPr bwMode="auto">
                     <a:xfrm>
                       <a:off x="0" y="0"/>
-                      <a:ext cx="5524500" cy="3695700"/>
+                      <a:ext cx="5524500" cy="4191000"/>
                     </a:xfrm>
                     <a:prstGeom prst="rect">
                       <a:avLst/>
@@ -2912,7 +2912,7 @@
       <w:r>
         <w:drawing>
           <wp:inline distT="0" distB="0" distL="0" distR="0">
-            <wp:extent cx="5524500" cy="3962400"/>
+            <wp:extent cx="5524500" cy="4200525"/>
             <wp:effectExtent t="0" r="0" b="0" l="0"/>
             <wp:docPr id="1" name="" descr="" title=""/>
             <wp:cNvGraphicFramePr>
@@ -2937,7 +2937,7 @@
                   <pic:spPr bwMode="auto">
                     <a:xfrm>
                       <a:off x="0" y="0"/>
-                      <a:ext cx="5524500" cy="3962400"/>
+                      <a:ext cx="5524500" cy="4200525"/>
                     </a:xfrm>
                     <a:prstGeom prst="rect">
                       <a:avLst/>
@@ -3450,7 +3450,7 @@
       <w:r>
         <w:drawing>
           <wp:inline distT="0" distB="0" distL="0" distR="0">
-            <wp:extent cx="4038600" cy="7239000"/>
+            <wp:extent cx="3514725" cy="7239000"/>
             <wp:effectExtent t="0" r="0" b="0" l="0"/>
             <wp:docPr id="1" name="" descr="" title=""/>
             <wp:cNvGraphicFramePr>
@@ -3475,7 +3475,7 @@
                   <pic:spPr bwMode="auto">
                     <a:xfrm>
                       <a:off x="0" y="0"/>
-                      <a:ext cx="4038600" cy="7239000"/>
+                      <a:ext cx="3514725" cy="7239000"/>
                     </a:xfrm>
                     <a:prstGeom prst="rect">
                       <a:avLst/>
@@ -4427,7 +4427,7 @@
       <w:r>
         <w:drawing>
           <wp:inline distT="0" distB="0" distL="0" distR="0">
-            <wp:extent cx="5524500" cy="4124325"/>
+            <wp:extent cx="5524500" cy="2771775"/>
             <wp:effectExtent t="0" r="0" b="0" l="0"/>
             <wp:docPr id="1" name="" descr="" title=""/>
             <wp:cNvGraphicFramePr>
@@ -4452,7 +4452,7 @@
                   <pic:spPr bwMode="auto">
                     <a:xfrm>
                       <a:off x="0" y="0"/>
-                      <a:ext cx="5524500" cy="4124325"/>
+                      <a:ext cx="5524500" cy="2771775"/>
                     </a:xfrm>
                     <a:prstGeom prst="rect">
                       <a:avLst/>
@@ -4559,7 +4559,7 @@
       <w:r>
         <w:drawing>
           <wp:inline distT="0" distB="0" distL="0" distR="0">
-            <wp:extent cx="5524500" cy="4962525"/>
+            <wp:extent cx="5524500" cy="4467225"/>
             <wp:effectExtent t="0" r="0" b="0" l="0"/>
             <wp:docPr id="1" name="" descr="" title=""/>
             <wp:cNvGraphicFramePr>
@@ -4584,7 +4584,7 @@
                   <pic:spPr bwMode="auto">
                     <a:xfrm>
                       <a:off x="0" y="0"/>
-                      <a:ext cx="5524500" cy="4962525"/>
+                      <a:ext cx="5524500" cy="4467225"/>
                     </a:xfrm>
                     <a:prstGeom prst="rect">
                       <a:avLst/>

--- a/docs/毕业论文.docx
+++ b/docs/毕业论文.docx
@@ -2912,7 +2912,7 @@
       <w:r>
         <w:drawing>
           <wp:inline distT="0" distB="0" distL="0" distR="0">
-            <wp:extent cx="5524500" cy="4200525"/>
+            <wp:extent cx="5524500" cy="4162425"/>
             <wp:effectExtent t="0" r="0" b="0" l="0"/>
             <wp:docPr id="1" name="" descr="" title=""/>
             <wp:cNvGraphicFramePr>
@@ -2937,7 +2937,7 @@
                   <pic:spPr bwMode="auto">
                     <a:xfrm>
                       <a:off x="0" y="0"/>
-                      <a:ext cx="5524500" cy="4200525"/>
+                      <a:ext cx="5524500" cy="4162425"/>
                     </a:xfrm>
                     <a:prstGeom prst="rect">
                       <a:avLst/>

--- a/docs/毕业论文.docx
+++ b/docs/毕业论文.docx
@@ -61,7 +61,7 @@
           <w:sz w:val="36"/>
           <w:szCs w:val="36"/>
         </w:rPr>
-        <w:t xml:space="preserve">智能音视频实时通讯平台的设计与实现</w:t>
+        <w:t xml:space="preserve">智能音视频实时通讯系统的设计与实现</w:t>
       </w:r>
     </w:p>
     <w:p>
@@ -553,7 +553,7 @@
         <w:rPr>
           <w:rFonts w:ascii="Times New Roman" w:eastAsia="SimSun"/>
         </w:rPr>
-        <w:t xml:space="preserve">With the growing popularity of online communities and remote collaboration, the demand for cross-platform real-time communication tools keeps increasing. Such systems share three common challenges: messages and presence updates must be delivered within milliseconds, group permissions have to be enforced at channel granularity, and long-lived connections must remain stable under high concurrency. To address these problems, this thesis independently designs and implements an intelligent audio/video real-time communication platform for community scenarios. The back end is built on Spring Boot 3.2 and Spring Security, adopting stateless authentication based on JSON Web Token (JWT), together with a self-developed 64-bit permission engine that provides fine-grained access control over guilds and channels. The front end is a single-page application developed with React 18, TypeScript, and Vite, which receives real-time pushes of messages, presence states, and voice events over WebSocket. The system implements account registration and login, e-mail verification, two-factor authentication, friend relationships, guild and channel management, message CRUD and search, emoji reactions, invites and bans, audit logging, file attachment upload, and real-time voice relaying. To address security problems frequently observed in practical engineering, such as unauthorized access, data enumeration, file forgery, and search injection, a systematic security hardening was performed, and a regression test suite consisting of 68 automated test cases covering both the back end and the front end was established. Test results show that the system is functionally complete, strictly authorized, and stably operating, achieving the expected design goals.</w:t>
+        <w:t xml:space="preserve">With the growing popularity of online communities and remote collaboration, the demand for cross-platform real-time communication tools keeps increasing. Such systems share three common challenges: messages and presence updates must be delivered within milliseconds, group permissions have to be enforced at channel granularity, and long-lived connections must remain stable under high concurrency. To address these problems, this thesis independently designs and implements an intelligent audio/video real-time communication system for community scenarios. The back end is built on Spring Boot 3.2 and Spring Security, adopting stateless authentication based on JSON Web Token (JWT), together with a self-developed 64-bit permission engine that provides fine-grained access control over guilds and channels. The front end is a single-page application developed with React 18, TypeScript, and Vite, which receives real-time pushes of messages, presence states, and voice events over WebSocket. The system implements account registration and login, e-mail verification, two-factor authentication, friend relationships, guild and channel management, message CRUD and search, emoji reactions, invites and bans, audit logging, file attachment upload, and real-time voice relaying. To address security problems frequently observed in practical engineering, such as unauthorized access, data enumeration, file forgery, and search injection, a systematic security hardening was performed, and a regression test suite consisting of 68 automated test cases covering both the back end and the front end was established. Test results show that the system is functionally complete, strictly authorized, and stably operating, achieving the expected design goals.</w:t>
       </w:r>
     </w:p>
     <w:p>
@@ -780,7 +780,7 @@
         <w:rPr>
           <w:rFonts w:ascii="Times New Roman" w:eastAsia="SimSun"/>
         </w:rPr>
-        <w:t xml:space="preserve">本文以学习为目的，从零构建了一个功能较为完整的智能音视频实时通信平台。选取该方向开展研究与实践，具有以下三方面意义：</w:t>
+        <w:t xml:space="preserve">本文以学习为目的，从零构建了一个功能较为完整的智能音视频实时通信系统。选取该方向开展研究与实践，具有以下三方面意义：</w:t>
       </w:r>
     </w:p>
     <w:p>
@@ -10431,7 +10431,7 @@
         <w:rPr>
           <w:rFonts w:ascii="Times New Roman" w:eastAsia="SimSun"/>
         </w:rPr>
-        <w:t xml:space="preserve">本文围绕“智能音视频实时通信平台”的设计与实现，完成了从需求分析、系统设计、编码实现到安全加固、测试验证的完整工程闭环。主要成果可归纳为以下四个方面：</w:t>
+        <w:t xml:space="preserve">本文围绕“智能音视频实时通信系统”的设计与实现，完成了从需求分析、系统设计、编码实现到安全加固、测试验证的完整工程闭环。主要成果可归纳为以下四个方面：</w:t>
       </w:r>
     </w:p>
     <w:p>
@@ -11316,7 +11316,7 @@
         <w:sz w:val="18"/>
         <w:szCs w:val="18"/>
       </w:rPr>
-      <w:t xml:space="preserve">基于 Spring Boot 与 React 的智能音视频实时通讯平台的设计与实现</w:t>
+      <w:t xml:space="preserve">基于 Spring Boot 与 React 的智能音视频实时通讯系统的设计与实现</w:t>
     </w:r>
   </w:p>
 </w:hdr>
@@ -11338,7 +11338,7 @@
         <w:sz w:val="18"/>
         <w:szCs w:val="18"/>
       </w:rPr>
-      <w:t xml:space="preserve">基于 Spring Boot 与 React 的智能音视频实时通讯平台的设计与实现</w:t>
+      <w:t xml:space="preserve">基于 Spring Boot 与 React 的智能音视频实时通讯系统的设计与实现</w:t>
     </w:r>
   </w:p>
 </w:hdr>
@@ -11360,7 +11360,7 @@
         <w:sz w:val="18"/>
         <w:szCs w:val="18"/>
       </w:rPr>
-      <w:t xml:space="preserve">基于 Spring Boot 与 React 的智能音视频实时通讯平台的设计与实现</w:t>
+      <w:t xml:space="preserve">基于 Spring Boot 与 React 的智能音视频实时通讯系统的设计与实现</w:t>
     </w:r>
   </w:p>
 </w:hdr>
@@ -11382,7 +11382,7 @@
         <w:sz w:val="18"/>
         <w:szCs w:val="18"/>
       </w:rPr>
-      <w:t xml:space="preserve">基于 Spring Boot 与 React 的智能音视频实时通讯平台的设计与实现</w:t>
+      <w:t xml:space="preserve">基于 Spring Boot 与 React 的智能音视频实时通讯系统的设计与实现</w:t>
     </w:r>
   </w:p>
 </w:hdr>
@@ -11404,7 +11404,7 @@
         <w:sz w:val="18"/>
         <w:szCs w:val="18"/>
       </w:rPr>
-      <w:t xml:space="preserve">基于 Spring Boot 与 React 的智能音视频实时通讯平台的设计与实现</w:t>
+      <w:t xml:space="preserve">基于 Spring Boot 与 React 的智能音视频实时通讯系统的设计与实现</w:t>
     </w:r>
   </w:p>
 </w:hdr>
@@ -11426,7 +11426,7 @@
         <w:sz w:val="18"/>
         <w:szCs w:val="18"/>
       </w:rPr>
-      <w:t xml:space="preserve">基于 Spring Boot 与 React 的智能音视频实时通讯平台的设计与实现</w:t>
+      <w:t xml:space="preserve">基于 Spring Boot 与 React 的智能音视频实时通讯系统的设计与实现</w:t>
     </w:r>
   </w:p>
 </w:hdr>
